--- a/fuentes/633400_CF08_CFA.docx
+++ b/fuentes/633400_CF08_CFA.docx
@@ -1,6 +1,6 @@
 
 <file path=word/document.xml><?xml version="1.0" encoding="utf-8"?>
-<w:document xmlns:wpc="http://schemas.microsoft.com/office/word/2010/wordprocessingCanvas" xmlns:cx="http://schemas.microsoft.com/office/drawing/2014/chartex" xmlns:cx1="http://schemas.microsoft.com/office/drawing/2015/9/8/chartex" xmlns:cx2="http://schemas.microsoft.com/office/drawing/2015/10/21/chartex" xmlns:cx3="http://schemas.microsoft.com/office/drawing/2016/5/9/chartex" xmlns:cx4="http://schemas.microsoft.com/office/drawing/2016/5/10/chartex" xmlns:cx5="http://schemas.microsoft.com/office/drawing/2016/5/11/chartex" xmlns:cx6="http://schemas.microsoft.com/office/drawing/2016/5/12/chartex" xmlns:cx7="http://schemas.microsoft.com/office/drawing/2016/5/13/chartex" xmlns:cx8="http://schemas.microsoft.com/office/drawing/2016/5/14/chartex" xmlns:mc="http://schemas.openxmlformats.org/markup-compatibility/2006" xmlns:aink="http://schemas.microsoft.com/office/drawing/2016/ink" xmlns:am3d="http://schemas.microsoft.com/office/drawing/2017/model3d" xmlns:o="urn:schemas-microsoft-com:office:office" xmlns:r="http://schemas.openxmlformats.org/officeDocument/2006/relationships" xmlns:m="http://schemas.openxmlformats.org/officeDocument/2006/math" xmlns:v="urn:schemas-microsoft-com:vml" xmlns:wp14="http://schemas.microsoft.com/office/word/2010/wordprocessingDrawing" xmlns:wp="http://schemas.openxmlformats.org/drawingml/2006/wordprocessingDrawing" xmlns:w10="urn:schemas-microsoft-com:office:word" xmlns:w="http://schemas.openxmlformats.org/wordprocessingml/2006/main" xmlns:w14="http://schemas.microsoft.com/office/word/2010/wordml" xmlns:w15="http://schemas.microsoft.com/office/word/2012/wordml" xmlns:w16cex="http://schemas.microsoft.com/office/word/2018/wordml/cex" xmlns:w16cid="http://schemas.microsoft.com/office/word/2016/wordml/cid" xmlns:w16="http://schemas.microsoft.com/office/word/2018/wordml" xmlns:w16sdtdh="http://schemas.microsoft.com/office/word/2020/wordml/sdtdatahash" xmlns:w16se="http://schemas.microsoft.com/office/word/2015/wordml/symex" xmlns:wpg="http://schemas.microsoft.com/office/word/2010/wordprocessingGroup" xmlns:wpi="http://schemas.microsoft.com/office/word/2010/wordprocessingInk" xmlns:wne="http://schemas.microsoft.com/office/word/2006/wordml" xmlns:wps="http://schemas.microsoft.com/office/word/2010/wordprocessingShape" mc:Ignorable="w14 w15 w16se w16cid w16 w16cex w16sdtdh wp14">
+<w:document xmlns:wpc="http://schemas.microsoft.com/office/word/2010/wordprocessingCanvas" xmlns:cx="http://schemas.microsoft.com/office/drawing/2014/chartex" xmlns:cx1="http://schemas.microsoft.com/office/drawing/2015/9/8/chartex" xmlns:cx2="http://schemas.microsoft.com/office/drawing/2015/10/21/chartex" xmlns:cx3="http://schemas.microsoft.com/office/drawing/2016/5/9/chartex" xmlns:cx4="http://schemas.microsoft.com/office/drawing/2016/5/10/chartex" xmlns:cx5="http://schemas.microsoft.com/office/drawing/2016/5/11/chartex" xmlns:cx6="http://schemas.microsoft.com/office/drawing/2016/5/12/chartex" xmlns:cx7="http://schemas.microsoft.com/office/drawing/2016/5/13/chartex" xmlns:cx8="http://schemas.microsoft.com/office/drawing/2016/5/14/chartex" xmlns:mc="http://schemas.openxmlformats.org/markup-compatibility/2006" xmlns:m="http://schemas.openxmlformats.org/officeDocument/2006/math" xmlns:aink="http://schemas.microsoft.com/office/drawing/2016/ink" xmlns:am3d="http://schemas.microsoft.com/office/drawing/2017/model3d" xmlns:oel="http://schemas.microsoft.com/office/2019/extlst" xmlns:r="http://schemas.openxmlformats.org/officeDocument/2006/relationships" xmlns:wp14="http://schemas.microsoft.com/office/word/2010/wordprocessingDrawing" xmlns:wp="http://schemas.openxmlformats.org/drawingml/2006/wordprocessingDrawing" xmlns:wpg="http://schemas.microsoft.com/office/word/2010/wordprocessingGroup" xmlns:wpi="http://schemas.microsoft.com/office/word/2010/wordprocessingInk" xmlns:wps="http://schemas.microsoft.com/office/word/2010/wordprocessingShape" xmlns:o="urn:schemas-microsoft-com:office:office" xmlns:v="urn:schemas-microsoft-com:vml" xmlns:w10="urn:schemas-microsoft-com:office:word" xmlns:w="http://schemas.openxmlformats.org/wordprocessingml/2006/main" xmlns:w14="http://schemas.microsoft.com/office/word/2010/wordml" xmlns:w15="http://schemas.microsoft.com/office/word/2012/wordml" xmlns:w16cex="http://schemas.microsoft.com/office/word/2018/wordml/cex" xmlns:w16cid="http://schemas.microsoft.com/office/word/2016/wordml/cid" xmlns:w16="http://schemas.microsoft.com/office/word/2018/wordml" xmlns:w16sdtdh="http://schemas.microsoft.com/office/word/2020/wordml/sdtdatahash" xmlns:w16sdtfl="http://schemas.microsoft.com/office/word/2024/wordml/sdtformatlock" xmlns:w16se="http://schemas.microsoft.com/office/word/2015/wordml/symex" xmlns:w16du="http://schemas.microsoft.com/office/word/2023/wordml/word16du" xmlns:wne="http://schemas.microsoft.com/office/word/2006/wordml" mc:Ignorable="w14 w15 w16se w16cid w16 w16cex w16sdtdh w16sdtfl w16du wp14">
   <w:body>
     <w:p>
       <w:pPr>
@@ -78,6 +78,9 @@
             </wp14:sizeRelV>
           </wp:anchor>
         </w:drawing>
+      </w:r>
+      <w:r>
+        <w:t xml:space="preserve"> </w:t>
       </w:r>
     </w:p>
     <w:p>
@@ -336,7 +339,7 @@
                 <v:stroke joinstyle="miter"/>
                 <v:path gradientshapeok="t" o:connecttype="rect"/>
               </v:shapetype>
-              <v:shape id="Cuadro de texto 2" o:spid="_x0000_s1026" type="#_x0000_t202" alt="&quot;&quot;" style="position:absolute;left:0;text-align:left;margin-left:0;margin-top:17.3pt;width:549pt;height:146.5pt;z-index:251663360;visibility:visible;mso-wrap-style:square;mso-width-percent:0;mso-height-percent:0;mso-wrap-distance-left:9pt;mso-wrap-distance-top:3.6pt;mso-wrap-distance-right:9pt;mso-wrap-distance-bottom:3.6pt;mso-position-horizontal:center;mso-position-horizontal-relative:margin;mso-position-vertical:absolute;mso-position-vertical-relative:text;mso-width-percent:0;mso-height-percent:0;mso-width-relative:margin;mso-height-relative:margin;v-text-anchor:top" o:gfxdata="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" filled="f" stroked="f">
+              <v:shape id="Cuadro de texto 2" o:spid="_x0000_s1026" type="#_x0000_t202" alt="&quot;&quot;" style="position:absolute;left:0;text-align:left;margin-left:0;margin-top:17.3pt;width:549pt;height:146.5pt;z-index:251663360;visibility:visible;mso-wrap-style:square;mso-width-percent:0;mso-height-percent:0;mso-wrap-distance-left:9pt;mso-wrap-distance-top:3.6pt;mso-wrap-distance-right:9pt;mso-wrap-distance-bottom:3.6pt;mso-position-horizontal:center;mso-position-horizontal-relative:margin;mso-position-vertical:absolute;mso-position-vertical-relative:text;mso-width-percent:0;mso-height-percent:0;mso-width-relative:margin;mso-height-relative:margin;v-text-anchor:top" o:gfxdata="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" filled="f" stroked="f">
                 <v:textbox>
                   <w:txbxContent>
                     <w:p>
@@ -558,7 +561,6 @@
           <w:docPartUnique/>
         </w:docPartObj>
       </w:sdtPr>
-      <w:sdtEndPr/>
       <w:sdtContent>
         <w:p>
           <w:pPr>
@@ -580,10 +582,9 @@
             <w:rPr>
               <w:rFonts w:eastAsiaTheme="minorEastAsia"/>
               <w:noProof/>
-              <w:kern w:val="0"/>
-              <w:sz w:val="22"/>
-              <w:lang w:eastAsia="es-CO"/>
-              <w14:ligatures w14:val="none"/>
+              <w:sz w:val="24"/>
+              <w:szCs w:val="24"/>
+              <w:lang w:eastAsia="es-MX"/>
             </w:rPr>
           </w:pPr>
           <w:r>
@@ -595,7 +596,7 @@
           <w:r>
             <w:fldChar w:fldCharType="separate"/>
           </w:r>
-          <w:hyperlink w:anchor="_Toc241507610" w:history="1">
+          <w:hyperlink w:anchor="_Toc243553592" w:history="1">
             <w:r>
               <w:rPr>
                 <w:rStyle w:val="Hipervnculo"/>
@@ -622,7 +623,7 @@
                 <w:noProof/>
                 <w:webHidden/>
               </w:rPr>
-              <w:instrText xml:space="preserve"> PAGEREF _Toc241507610 \h </w:instrText>
+              <w:instrText xml:space="preserve"> PAGEREF _Toc243553592 \h </w:instrText>
             </w:r>
             <w:r>
               <w:rPr>
@@ -662,13 +663,12 @@
             <w:rPr>
               <w:rFonts w:eastAsiaTheme="minorEastAsia"/>
               <w:noProof/>
-              <w:kern w:val="0"/>
-              <w:sz w:val="22"/>
-              <w:lang w:eastAsia="es-CO"/>
-              <w14:ligatures w14:val="none"/>
+              <w:sz w:val="24"/>
+              <w:szCs w:val="24"/>
+              <w:lang w:eastAsia="es-MX"/>
             </w:rPr>
           </w:pPr>
-          <w:hyperlink w:anchor="_Toc241507611" w:history="1">
+          <w:hyperlink w:anchor="_Toc243553593" w:history="1">
             <w:r>
               <w:rPr>
                 <w:rStyle w:val="Hipervnculo"/>
@@ -695,7 +695,7 @@
                 <w:noProof/>
                 <w:webHidden/>
               </w:rPr>
-              <w:instrText xml:space="preserve"> PAGEREF _Toc241507611 \h </w:instrText>
+              <w:instrText xml:space="preserve"> PAGEREF _Toc243553593 \h </w:instrText>
             </w:r>
             <w:r>
               <w:rPr>
@@ -735,13 +735,12 @@
             <w:rPr>
               <w:rFonts w:eastAsiaTheme="minorEastAsia"/>
               <w:noProof/>
-              <w:kern w:val="0"/>
-              <w:sz w:val="22"/>
-              <w:lang w:eastAsia="es-CO"/>
-              <w14:ligatures w14:val="none"/>
+              <w:sz w:val="24"/>
+              <w:szCs w:val="24"/>
+              <w:lang w:eastAsia="es-MX"/>
             </w:rPr>
           </w:pPr>
-          <w:hyperlink w:anchor="_Toc241507612" w:history="1">
+          <w:hyperlink w:anchor="_Toc243553594" w:history="1">
             <w:r>
               <w:rPr>
                 <w:rStyle w:val="Hipervnculo"/>
@@ -768,7 +767,7 @@
                 <w:noProof/>
                 <w:webHidden/>
               </w:rPr>
-              <w:instrText xml:space="preserve"> PAGEREF _Toc241507612 \h </w:instrText>
+              <w:instrText xml:space="preserve"> PAGEREF _Toc243553594 \h </w:instrText>
             </w:r>
             <w:r>
               <w:rPr>
@@ -808,13 +807,12 @@
             <w:rPr>
               <w:rFonts w:eastAsiaTheme="minorEastAsia"/>
               <w:noProof/>
-              <w:kern w:val="0"/>
-              <w:sz w:val="22"/>
-              <w:lang w:eastAsia="es-CO"/>
-              <w14:ligatures w14:val="none"/>
+              <w:sz w:val="24"/>
+              <w:szCs w:val="24"/>
+              <w:lang w:eastAsia="es-MX"/>
             </w:rPr>
           </w:pPr>
-          <w:hyperlink w:anchor="_Toc241507613" w:history="1">
+          <w:hyperlink w:anchor="_Toc243553595" w:history="1">
             <w:r>
               <w:rPr>
                 <w:rStyle w:val="Hipervnculo"/>
@@ -841,7 +839,7 @@
                 <w:noProof/>
                 <w:webHidden/>
               </w:rPr>
-              <w:instrText xml:space="preserve"> PAGEREF _Toc241507613 \h </w:instrText>
+              <w:instrText xml:space="preserve"> PAGEREF _Toc243553595 \h </w:instrText>
             </w:r>
             <w:r>
               <w:rPr>
@@ -881,13 +879,12 @@
             <w:rPr>
               <w:rFonts w:eastAsiaTheme="minorEastAsia"/>
               <w:noProof/>
-              <w:kern w:val="0"/>
-              <w:sz w:val="22"/>
-              <w:lang w:eastAsia="es-CO"/>
-              <w14:ligatures w14:val="none"/>
+              <w:sz w:val="24"/>
+              <w:szCs w:val="24"/>
+              <w:lang w:eastAsia="es-MX"/>
             </w:rPr>
           </w:pPr>
-          <w:hyperlink w:anchor="_Toc241507614" w:history="1">
+          <w:hyperlink w:anchor="_Toc243553596" w:history="1">
             <w:r>
               <w:rPr>
                 <w:rStyle w:val="Hipervnculo"/>
@@ -914,7 +911,7 @@
                 <w:noProof/>
                 <w:webHidden/>
               </w:rPr>
-              <w:instrText xml:space="preserve"> PAGEREF _Toc241507614 \h </w:instrText>
+              <w:instrText xml:space="preserve"> PAGEREF _Toc243553596 \h </w:instrText>
             </w:r>
             <w:r>
               <w:rPr>
@@ -954,13 +951,12 @@
             <w:rPr>
               <w:rFonts w:eastAsiaTheme="minorEastAsia"/>
               <w:noProof/>
-              <w:kern w:val="0"/>
-              <w:sz w:val="22"/>
-              <w:lang w:eastAsia="es-CO"/>
-              <w14:ligatures w14:val="none"/>
+              <w:sz w:val="24"/>
+              <w:szCs w:val="24"/>
+              <w:lang w:eastAsia="es-MX"/>
             </w:rPr>
           </w:pPr>
-          <w:hyperlink w:anchor="_Toc241507615" w:history="1">
+          <w:hyperlink w:anchor="_Toc243553597" w:history="1">
             <w:r>
               <w:rPr>
                 <w:rStyle w:val="Hipervnculo"/>
@@ -987,7 +983,7 @@
                 <w:noProof/>
                 <w:webHidden/>
               </w:rPr>
-              <w:instrText xml:space="preserve"> PAGEREF _Toc241507615 \h </w:instrText>
+              <w:instrText xml:space="preserve"> PAGEREF _Toc243553597 \h </w:instrText>
             </w:r>
             <w:r>
               <w:rPr>
@@ -1027,13 +1023,12 @@
             <w:rPr>
               <w:rFonts w:eastAsiaTheme="minorEastAsia"/>
               <w:noProof/>
-              <w:kern w:val="0"/>
-              <w:sz w:val="22"/>
-              <w:lang w:eastAsia="es-CO"/>
-              <w14:ligatures w14:val="none"/>
+              <w:sz w:val="24"/>
+              <w:szCs w:val="24"/>
+              <w:lang w:eastAsia="es-MX"/>
             </w:rPr>
           </w:pPr>
-          <w:hyperlink w:anchor="_Toc241507616" w:history="1">
+          <w:hyperlink w:anchor="_Toc243553598" w:history="1">
             <w:r>
               <w:rPr>
                 <w:rStyle w:val="Hipervnculo"/>
@@ -1060,7 +1055,7 @@
                 <w:noProof/>
                 <w:webHidden/>
               </w:rPr>
-              <w:instrText xml:space="preserve"> PAGEREF _Toc241507616 \h </w:instrText>
+              <w:instrText xml:space="preserve"> PAGEREF _Toc243553598 \h </w:instrText>
             </w:r>
             <w:r>
               <w:rPr>
@@ -1100,13 +1095,12 @@
             <w:rPr>
               <w:rFonts w:eastAsiaTheme="minorEastAsia"/>
               <w:noProof/>
-              <w:kern w:val="0"/>
-              <w:sz w:val="22"/>
-              <w:lang w:eastAsia="es-CO"/>
-              <w14:ligatures w14:val="none"/>
+              <w:sz w:val="24"/>
+              <w:szCs w:val="24"/>
+              <w:lang w:eastAsia="es-MX"/>
             </w:rPr>
           </w:pPr>
-          <w:hyperlink w:anchor="_Toc241507617" w:history="1">
+          <w:hyperlink w:anchor="_Toc243553599" w:history="1">
             <w:r>
               <w:rPr>
                 <w:rStyle w:val="Hipervnculo"/>
@@ -1133,7 +1127,7 @@
                 <w:noProof/>
                 <w:webHidden/>
               </w:rPr>
-              <w:instrText xml:space="preserve"> PAGEREF _Toc241507617 \h </w:instrText>
+              <w:instrText xml:space="preserve"> PAGEREF _Toc243553599 \h </w:instrText>
             </w:r>
             <w:r>
               <w:rPr>
@@ -1173,13 +1167,12 @@
             <w:rPr>
               <w:rFonts w:eastAsiaTheme="minorEastAsia"/>
               <w:noProof/>
-              <w:kern w:val="0"/>
-              <w:sz w:val="22"/>
-              <w:lang w:eastAsia="es-CO"/>
-              <w14:ligatures w14:val="none"/>
+              <w:sz w:val="24"/>
+              <w:szCs w:val="24"/>
+              <w:lang w:eastAsia="es-MX"/>
             </w:rPr>
           </w:pPr>
-          <w:hyperlink w:anchor="_Toc241507618" w:history="1">
+          <w:hyperlink w:anchor="_Toc243553600" w:history="1">
             <w:r>
               <w:rPr>
                 <w:rStyle w:val="Hipervnculo"/>
@@ -1206,7 +1199,7 @@
                 <w:noProof/>
                 <w:webHidden/>
               </w:rPr>
-              <w:instrText xml:space="preserve"> PAGEREF _Toc241507618 \h </w:instrText>
+              <w:instrText xml:space="preserve"> PAGEREF _Toc243553600 \h </w:instrText>
             </w:r>
             <w:r>
               <w:rPr>
@@ -1246,13 +1239,12 @@
             <w:rPr>
               <w:rFonts w:eastAsiaTheme="minorEastAsia"/>
               <w:noProof/>
-              <w:kern w:val="0"/>
-              <w:sz w:val="22"/>
-              <w:lang w:eastAsia="es-CO"/>
-              <w14:ligatures w14:val="none"/>
+              <w:sz w:val="24"/>
+              <w:szCs w:val="24"/>
+              <w:lang w:eastAsia="es-MX"/>
             </w:rPr>
           </w:pPr>
-          <w:hyperlink w:anchor="_Toc241507619" w:history="1">
+          <w:hyperlink w:anchor="_Toc243553601" w:history="1">
             <w:r>
               <w:rPr>
                 <w:rStyle w:val="Hipervnculo"/>
@@ -1279,7 +1271,7 @@
                 <w:noProof/>
                 <w:webHidden/>
               </w:rPr>
-              <w:instrText xml:space="preserve"> PAGEREF _Toc241507619 \h </w:instrText>
+              <w:instrText xml:space="preserve"> PAGEREF _Toc243553601 \h </w:instrText>
             </w:r>
             <w:r>
               <w:rPr>
@@ -1319,13 +1311,12 @@
             <w:rPr>
               <w:rFonts w:eastAsiaTheme="minorEastAsia"/>
               <w:noProof/>
-              <w:kern w:val="0"/>
-              <w:sz w:val="22"/>
-              <w:lang w:eastAsia="es-CO"/>
-              <w14:ligatures w14:val="none"/>
+              <w:sz w:val="24"/>
+              <w:szCs w:val="24"/>
+              <w:lang w:eastAsia="es-MX"/>
             </w:rPr>
           </w:pPr>
-          <w:hyperlink w:anchor="_Toc241507620" w:history="1">
+          <w:hyperlink w:anchor="_Toc243553602" w:history="1">
             <w:r>
               <w:rPr>
                 <w:rStyle w:val="Hipervnculo"/>
@@ -1352,7 +1343,7 @@
                 <w:noProof/>
                 <w:webHidden/>
               </w:rPr>
-              <w:instrText xml:space="preserve"> PAGEREF _Toc241507620 \h </w:instrText>
+              <w:instrText xml:space="preserve"> PAGEREF _Toc243553602 \h </w:instrText>
             </w:r>
             <w:r>
               <w:rPr>
@@ -1392,13 +1383,12 @@
             <w:rPr>
               <w:rFonts w:eastAsiaTheme="minorEastAsia"/>
               <w:noProof/>
-              <w:kern w:val="0"/>
-              <w:sz w:val="22"/>
-              <w:lang w:eastAsia="es-CO"/>
-              <w14:ligatures w14:val="none"/>
+              <w:sz w:val="24"/>
+              <w:szCs w:val="24"/>
+              <w:lang w:eastAsia="es-MX"/>
             </w:rPr>
           </w:pPr>
-          <w:hyperlink w:anchor="_Toc241507621" w:history="1">
+          <w:hyperlink w:anchor="_Toc243553603" w:history="1">
             <w:r>
               <w:rPr>
                 <w:rStyle w:val="Hipervnculo"/>
@@ -1425,7 +1415,7 @@
                 <w:noProof/>
                 <w:webHidden/>
               </w:rPr>
-              <w:instrText xml:space="preserve"> PAGEREF _Toc241507621 \h </w:instrText>
+              <w:instrText xml:space="preserve"> PAGEREF _Toc243553603 \h </w:instrText>
             </w:r>
             <w:r>
               <w:rPr>
@@ -1465,13 +1455,12 @@
             <w:rPr>
               <w:rFonts w:eastAsiaTheme="minorEastAsia"/>
               <w:noProof/>
-              <w:kern w:val="0"/>
-              <w:sz w:val="22"/>
-              <w:lang w:eastAsia="es-CO"/>
-              <w14:ligatures w14:val="none"/>
+              <w:sz w:val="24"/>
+              <w:szCs w:val="24"/>
+              <w:lang w:eastAsia="es-MX"/>
             </w:rPr>
           </w:pPr>
-          <w:hyperlink w:anchor="_Toc241507622" w:history="1">
+          <w:hyperlink w:anchor="_Toc243553604" w:history="1">
             <w:r>
               <w:rPr>
                 <w:rStyle w:val="Hipervnculo"/>
@@ -1498,7 +1487,7 @@
                 <w:noProof/>
                 <w:webHidden/>
               </w:rPr>
-              <w:instrText xml:space="preserve"> PAGEREF _Toc241507622 \h </w:instrText>
+              <w:instrText xml:space="preserve"> PAGEREF _Toc243553604 \h </w:instrText>
             </w:r>
             <w:r>
               <w:rPr>
@@ -1538,13 +1527,12 @@
             <w:rPr>
               <w:rFonts w:eastAsiaTheme="minorEastAsia"/>
               <w:noProof/>
-              <w:kern w:val="0"/>
-              <w:sz w:val="22"/>
-              <w:lang w:eastAsia="es-CO"/>
-              <w14:ligatures w14:val="none"/>
+              <w:sz w:val="24"/>
+              <w:szCs w:val="24"/>
+              <w:lang w:eastAsia="es-MX"/>
             </w:rPr>
           </w:pPr>
-          <w:hyperlink w:anchor="_Toc241507623" w:history="1">
+          <w:hyperlink w:anchor="_Toc243553605" w:history="1">
             <w:r>
               <w:rPr>
                 <w:rStyle w:val="Hipervnculo"/>
@@ -1571,7 +1559,7 @@
                 <w:noProof/>
                 <w:webHidden/>
               </w:rPr>
-              <w:instrText xml:space="preserve"> PAGEREF _Toc241507623 \h </w:instrText>
+              <w:instrText xml:space="preserve"> PAGEREF _Toc243553605 \h </w:instrText>
             </w:r>
             <w:r>
               <w:rPr>
@@ -1611,13 +1599,12 @@
             <w:rPr>
               <w:rFonts w:eastAsiaTheme="minorEastAsia"/>
               <w:noProof/>
-              <w:kern w:val="0"/>
-              <w:sz w:val="22"/>
-              <w:lang w:eastAsia="es-CO"/>
-              <w14:ligatures w14:val="none"/>
+              <w:sz w:val="24"/>
+              <w:szCs w:val="24"/>
+              <w:lang w:eastAsia="es-MX"/>
             </w:rPr>
           </w:pPr>
-          <w:hyperlink w:anchor="_Toc241507624" w:history="1">
+          <w:hyperlink w:anchor="_Toc243553606" w:history="1">
             <w:r>
               <w:rPr>
                 <w:rStyle w:val="Hipervnculo"/>
@@ -1644,7 +1631,7 @@
                 <w:noProof/>
                 <w:webHidden/>
               </w:rPr>
-              <w:instrText xml:space="preserve"> PAGEREF _Toc241507624 \h </w:instrText>
+              <w:instrText xml:space="preserve"> PAGEREF _Toc243553606 \h </w:instrText>
             </w:r>
             <w:r>
               <w:rPr>
@@ -1684,13 +1671,12 @@
             <w:rPr>
               <w:rFonts w:eastAsiaTheme="minorEastAsia"/>
               <w:noProof/>
-              <w:kern w:val="0"/>
-              <w:sz w:val="22"/>
-              <w:lang w:eastAsia="es-CO"/>
-              <w14:ligatures w14:val="none"/>
+              <w:sz w:val="24"/>
+              <w:szCs w:val="24"/>
+              <w:lang w:eastAsia="es-MX"/>
             </w:rPr>
           </w:pPr>
-          <w:hyperlink w:anchor="_Toc241507625" w:history="1">
+          <w:hyperlink w:anchor="_Toc243553607" w:history="1">
             <w:r>
               <w:rPr>
                 <w:rStyle w:val="Hipervnculo"/>
@@ -1717,7 +1703,7 @@
                 <w:noProof/>
                 <w:webHidden/>
               </w:rPr>
-              <w:instrText xml:space="preserve"> PAGEREF _Toc241507625 \h </w:instrText>
+              <w:instrText xml:space="preserve"> PAGEREF _Toc243553607 \h </w:instrText>
             </w:r>
             <w:r>
               <w:rPr>
@@ -1757,13 +1743,12 @@
             <w:rPr>
               <w:rFonts w:eastAsiaTheme="minorEastAsia"/>
               <w:noProof/>
-              <w:kern w:val="0"/>
-              <w:sz w:val="22"/>
-              <w:lang w:eastAsia="es-CO"/>
-              <w14:ligatures w14:val="none"/>
+              <w:sz w:val="24"/>
+              <w:szCs w:val="24"/>
+              <w:lang w:eastAsia="es-MX"/>
             </w:rPr>
           </w:pPr>
-          <w:hyperlink w:anchor="_Toc241507626" w:history="1">
+          <w:hyperlink w:anchor="_Toc243553608" w:history="1">
             <w:r>
               <w:rPr>
                 <w:rStyle w:val="Hipervnculo"/>
@@ -1790,7 +1775,7 @@
                 <w:noProof/>
                 <w:webHidden/>
               </w:rPr>
-              <w:instrText xml:space="preserve"> PAGEREF _Toc241507626 \h </w:instrText>
+              <w:instrText xml:space="preserve"> PAGEREF _Toc243553608 \h </w:instrText>
             </w:r>
             <w:r>
               <w:rPr>
@@ -1830,13 +1815,12 @@
             <w:rPr>
               <w:rFonts w:eastAsiaTheme="minorEastAsia"/>
               <w:noProof/>
-              <w:kern w:val="0"/>
-              <w:sz w:val="22"/>
-              <w:lang w:eastAsia="es-CO"/>
-              <w14:ligatures w14:val="none"/>
+              <w:sz w:val="24"/>
+              <w:szCs w:val="24"/>
+              <w:lang w:eastAsia="es-MX"/>
             </w:rPr>
           </w:pPr>
-          <w:hyperlink w:anchor="_Toc241507627" w:history="1">
+          <w:hyperlink w:anchor="_Toc243553609" w:history="1">
             <w:r>
               <w:rPr>
                 <w:rStyle w:val="Hipervnculo"/>
@@ -1863,7 +1847,7 @@
                 <w:noProof/>
                 <w:webHidden/>
               </w:rPr>
-              <w:instrText xml:space="preserve"> PAGEREF _Toc241507627 \h </w:instrText>
+              <w:instrText xml:space="preserve"> PAGEREF _Toc243553609 \h </w:instrText>
             </w:r>
             <w:r>
               <w:rPr>
@@ -1903,13 +1887,12 @@
             <w:rPr>
               <w:rFonts w:eastAsiaTheme="minorEastAsia"/>
               <w:noProof/>
-              <w:kern w:val="0"/>
-              <w:sz w:val="22"/>
-              <w:lang w:eastAsia="es-CO"/>
-              <w14:ligatures w14:val="none"/>
+              <w:sz w:val="24"/>
+              <w:szCs w:val="24"/>
+              <w:lang w:eastAsia="es-MX"/>
             </w:rPr>
           </w:pPr>
-          <w:hyperlink w:anchor="_Toc241507628" w:history="1">
+          <w:hyperlink w:anchor="_Toc243553610" w:history="1">
             <w:r>
               <w:rPr>
                 <w:rStyle w:val="Hipervnculo"/>
@@ -1936,7 +1919,7 @@
                 <w:noProof/>
                 <w:webHidden/>
               </w:rPr>
-              <w:instrText xml:space="preserve"> PAGEREF _Toc241507628 \h </w:instrText>
+              <w:instrText xml:space="preserve"> PAGEREF _Toc243553610 \h </w:instrText>
             </w:r>
             <w:r>
               <w:rPr>
@@ -1976,13 +1959,12 @@
             <w:rPr>
               <w:rFonts w:eastAsiaTheme="minorEastAsia"/>
               <w:noProof/>
-              <w:kern w:val="0"/>
-              <w:sz w:val="22"/>
-              <w:lang w:eastAsia="es-CO"/>
-              <w14:ligatures w14:val="none"/>
+              <w:sz w:val="24"/>
+              <w:szCs w:val="24"/>
+              <w:lang w:eastAsia="es-MX"/>
             </w:rPr>
           </w:pPr>
-          <w:hyperlink w:anchor="_Toc241507629" w:history="1">
+          <w:hyperlink w:anchor="_Toc243553611" w:history="1">
             <w:r>
               <w:rPr>
                 <w:rStyle w:val="Hipervnculo"/>
@@ -2009,7 +1991,7 @@
                 <w:noProof/>
                 <w:webHidden/>
               </w:rPr>
-              <w:instrText xml:space="preserve"> PAGEREF _Toc241507629 \h </w:instrText>
+              <w:instrText xml:space="preserve"> PAGEREF _Toc243553611 \h </w:instrText>
             </w:r>
             <w:r>
               <w:rPr>
@@ -2049,13 +2031,12 @@
             <w:rPr>
               <w:rFonts w:eastAsiaTheme="minorEastAsia"/>
               <w:noProof/>
-              <w:kern w:val="0"/>
-              <w:sz w:val="22"/>
-              <w:lang w:eastAsia="es-CO"/>
-              <w14:ligatures w14:val="none"/>
+              <w:sz w:val="24"/>
+              <w:szCs w:val="24"/>
+              <w:lang w:eastAsia="es-MX"/>
             </w:rPr>
           </w:pPr>
-          <w:hyperlink w:anchor="_Toc241507630" w:history="1">
+          <w:hyperlink w:anchor="_Toc243553612" w:history="1">
             <w:r>
               <w:rPr>
                 <w:rStyle w:val="Hipervnculo"/>
@@ -2082,7 +2063,7 @@
                 <w:noProof/>
                 <w:webHidden/>
               </w:rPr>
-              <w:instrText xml:space="preserve"> PAGEREF _Toc241507630 \h </w:instrText>
+              <w:instrText xml:space="preserve"> PAGEREF _Toc243553612 \h </w:instrText>
             </w:r>
             <w:r>
               <w:rPr>
@@ -2122,13 +2103,12 @@
             <w:rPr>
               <w:rFonts w:eastAsiaTheme="minorEastAsia"/>
               <w:noProof/>
-              <w:kern w:val="0"/>
-              <w:sz w:val="22"/>
-              <w:lang w:eastAsia="es-CO"/>
-              <w14:ligatures w14:val="none"/>
+              <w:sz w:val="24"/>
+              <w:szCs w:val="24"/>
+              <w:lang w:eastAsia="es-MX"/>
             </w:rPr>
           </w:pPr>
-          <w:hyperlink w:anchor="_Toc241507631" w:history="1">
+          <w:hyperlink w:anchor="_Toc243553613" w:history="1">
             <w:r>
               <w:rPr>
                 <w:rStyle w:val="Hipervnculo"/>
@@ -2155,7 +2135,7 @@
                 <w:noProof/>
                 <w:webHidden/>
               </w:rPr>
-              <w:instrText xml:space="preserve"> PAGEREF _Toc241507631 \h </w:instrText>
+              <w:instrText xml:space="preserve"> PAGEREF _Toc243553613 \h </w:instrText>
             </w:r>
             <w:r>
               <w:rPr>
@@ -2195,13 +2175,12 @@
             <w:rPr>
               <w:rFonts w:eastAsiaTheme="minorEastAsia"/>
               <w:noProof/>
-              <w:kern w:val="0"/>
-              <w:sz w:val="22"/>
-              <w:lang w:eastAsia="es-CO"/>
-              <w14:ligatures w14:val="none"/>
+              <w:sz w:val="24"/>
+              <w:szCs w:val="24"/>
+              <w:lang w:eastAsia="es-MX"/>
             </w:rPr>
           </w:pPr>
-          <w:hyperlink w:anchor="_Toc241507632" w:history="1">
+          <w:hyperlink w:anchor="_Toc243553614" w:history="1">
             <w:r>
               <w:rPr>
                 <w:rStyle w:val="Hipervnculo"/>
@@ -2228,7 +2207,7 @@
                 <w:noProof/>
                 <w:webHidden/>
               </w:rPr>
-              <w:instrText xml:space="preserve"> PAGEREF _Toc241507632 \h </w:instrText>
+              <w:instrText xml:space="preserve"> PAGEREF _Toc243553614 \h </w:instrText>
             </w:r>
             <w:r>
               <w:rPr>
@@ -2268,13 +2247,12 @@
             <w:rPr>
               <w:rFonts w:eastAsiaTheme="minorEastAsia"/>
               <w:noProof/>
-              <w:kern w:val="0"/>
-              <w:sz w:val="22"/>
-              <w:lang w:eastAsia="es-CO"/>
-              <w14:ligatures w14:val="none"/>
+              <w:sz w:val="24"/>
+              <w:szCs w:val="24"/>
+              <w:lang w:eastAsia="es-MX"/>
             </w:rPr>
           </w:pPr>
-          <w:hyperlink w:anchor="_Toc241507633" w:history="1">
+          <w:hyperlink w:anchor="_Toc243553615" w:history="1">
             <w:r>
               <w:rPr>
                 <w:rStyle w:val="Hipervnculo"/>
@@ -2301,7 +2279,7 @@
                 <w:noProof/>
                 <w:webHidden/>
               </w:rPr>
-              <w:instrText xml:space="preserve"> PAGEREF _Toc241507633 \h </w:instrText>
+              <w:instrText xml:space="preserve"> PAGEREF _Toc243553615 \h </w:instrText>
             </w:r>
             <w:r>
               <w:rPr>
@@ -2341,13 +2319,12 @@
             <w:rPr>
               <w:rFonts w:eastAsiaTheme="minorEastAsia"/>
               <w:noProof/>
-              <w:kern w:val="0"/>
-              <w:sz w:val="22"/>
-              <w:lang w:eastAsia="es-CO"/>
-              <w14:ligatures w14:val="none"/>
+              <w:sz w:val="24"/>
+              <w:szCs w:val="24"/>
+              <w:lang w:eastAsia="es-MX"/>
             </w:rPr>
           </w:pPr>
-          <w:hyperlink w:anchor="_Toc241507634" w:history="1">
+          <w:hyperlink w:anchor="_Toc243553616" w:history="1">
             <w:r>
               <w:rPr>
                 <w:rStyle w:val="Hipervnculo"/>
@@ -2374,7 +2351,7 @@
                 <w:noProof/>
                 <w:webHidden/>
               </w:rPr>
-              <w:instrText xml:space="preserve"> PAGEREF _Toc241507634 \h </w:instrText>
+              <w:instrText xml:space="preserve"> PAGEREF _Toc243553616 \h </w:instrText>
             </w:r>
             <w:r>
               <w:rPr>
@@ -2414,13 +2391,12 @@
             <w:rPr>
               <w:rFonts w:eastAsiaTheme="minorEastAsia"/>
               <w:noProof/>
-              <w:kern w:val="0"/>
-              <w:sz w:val="22"/>
-              <w:lang w:eastAsia="es-CO"/>
-              <w14:ligatures w14:val="none"/>
+              <w:sz w:val="24"/>
+              <w:szCs w:val="24"/>
+              <w:lang w:eastAsia="es-MX"/>
             </w:rPr>
           </w:pPr>
-          <w:hyperlink w:anchor="_Toc241507635" w:history="1">
+          <w:hyperlink w:anchor="_Toc243553617" w:history="1">
             <w:r>
               <w:rPr>
                 <w:rStyle w:val="Hipervnculo"/>
@@ -2447,7 +2423,7 @@
                 <w:noProof/>
                 <w:webHidden/>
               </w:rPr>
-              <w:instrText xml:space="preserve"> PAGEREF _Toc241507635 \h </w:instrText>
+              <w:instrText xml:space="preserve"> PAGEREF _Toc243553617 \h </w:instrText>
             </w:r>
             <w:r>
               <w:rPr>
@@ -2495,7 +2471,7 @@
       <w:pPr>
         <w:pStyle w:val="Titulosgenerales"/>
       </w:pPr>
-      <w:bookmarkStart w:id="0" w:name="_Toc241507610"/>
+      <w:bookmarkStart w:id="0" w:name="_Toc243553592"/>
       <w:r>
         <w:lastRenderedPageBreak/>
         <w:t>Introducción</w:t>
@@ -2537,7 +2513,7 @@
       <w:pPr>
         <w:pStyle w:val="Ttulo1"/>
       </w:pPr>
-      <w:bookmarkStart w:id="1" w:name="_Toc241507611"/>
+      <w:bookmarkStart w:id="1" w:name="_Toc243553593"/>
       <w:r>
         <w:lastRenderedPageBreak/>
         <w:t>Turismo</w:t>
@@ -2688,7 +2664,7 @@
       <w:pPr>
         <w:pStyle w:val="Ttulo2"/>
       </w:pPr>
-      <w:bookmarkStart w:id="2" w:name="_Toc241507612"/>
+      <w:bookmarkStart w:id="2" w:name="_Toc243553594"/>
       <w:r>
         <w:t>Tipología</w:t>
       </w:r>
@@ -3004,7 +2980,7 @@
       <w:pPr>
         <w:pStyle w:val="Ttulo2"/>
       </w:pPr>
-      <w:bookmarkStart w:id="3" w:name="_Toc241507613"/>
+      <w:bookmarkStart w:id="3" w:name="_Toc243553595"/>
       <w:r>
         <w:t>Características</w:t>
       </w:r>
@@ -3389,14 +3365,14 @@
         <w:rPr>
           <w:lang w:val="es-419" w:eastAsia="es-CO"/>
         </w:rPr>
-        <w:t xml:space="preserve">empresas necesaria para la prestación de un servicio, cuyas características esenciales y niveles de calidad han sido determinadas. (Ruano, 2012). </w:t>
+        <w:t xml:space="preserve">empresas necesaria para la prestación de un servicio, cuyas características esenciales y niveles de calidad han sido determinadas (Ruano, 2012). </w:t>
       </w:r>
     </w:p>
     <w:p>
       <w:pPr>
         <w:pStyle w:val="Ttulo2"/>
       </w:pPr>
-      <w:bookmarkStart w:id="4" w:name="_Toc241507614"/>
+      <w:bookmarkStart w:id="4" w:name="_Toc243553596"/>
       <w:r>
         <w:lastRenderedPageBreak/>
         <w:t>Sistema turístico</w:t>
@@ -3952,7 +3928,7 @@
       <w:pPr>
         <w:pStyle w:val="Ttulo2"/>
       </w:pPr>
-      <w:bookmarkStart w:id="5" w:name="_Toc241507615"/>
+      <w:bookmarkStart w:id="5" w:name="_Toc243553597"/>
       <w:r>
         <w:t>Producto turístico</w:t>
       </w:r>
@@ -4045,7 +4021,7 @@
       <w:pPr>
         <w:pStyle w:val="Ttulo2"/>
       </w:pPr>
-      <w:bookmarkStart w:id="6" w:name="_Toc241507616"/>
+      <w:bookmarkStart w:id="6" w:name="_Toc243553598"/>
       <w:r>
         <w:lastRenderedPageBreak/>
         <w:t>Cadena de valor</w:t>
@@ -4087,10 +4063,10 @@
           <w:lang w:eastAsia="es-CO"/>
         </w:rPr>
         <w:drawing>
-          <wp:inline distT="0" distB="0" distL="0" distR="0" wp14:anchorId="3964CC7F" wp14:editId="734DD2A6">
+          <wp:inline distT="0" distB="0" distL="0" distR="0" wp14:anchorId="3964CC7F" wp14:editId="2477EEF1">
             <wp:extent cx="4680000" cy="1220400"/>
-            <wp:effectExtent l="0" t="0" r="6350" b="0"/>
-            <wp:docPr id="1" name="Gráfico 1" descr="Infografía titulada “Cadena de valor del turismo”. Presenta una secuencia de etapas conectadas que representan el proceso del viaje turístico: planificación del viaje, transporte, hospedaje, alimentación, actividades y experiencia. Cada etapa está acompañada por un ícono representativo, como un mapa para la planificación, un avión para el transporte, una campana de hotel para el hospedaje, un pescado para la alimentación, un castillo para las actividades y un turista para la experiencia final."/>
+            <wp:effectExtent l="0" t="0" r="0" b="0"/>
+            <wp:docPr id="1" name="Gráfico 1" descr="La figura 1 ilustra la cadena de valor del turismo, organizada en seis etapas consecutivas: planificación del viaje, transporte, hospedaje, alimentación, actividades y experiencia. Cada etapa representa un servicio o momento que contribuye a la experiencia integral del turista.&#10;&#10;"/>
             <wp:cNvGraphicFramePr>
               <a:graphicFrameLocks xmlns:a="http://schemas.openxmlformats.org/drawingml/2006/main" noChangeAspect="1"/>
             </wp:cNvGraphicFramePr>
@@ -4098,7 +4074,7 @@
               <a:graphicData uri="http://schemas.openxmlformats.org/drawingml/2006/picture">
                 <pic:pic xmlns:pic="http://schemas.openxmlformats.org/drawingml/2006/picture">
                   <pic:nvPicPr>
-                    <pic:cNvPr id="1" name="Gráfico 1" descr="Infografía titulada “Cadena de valor del turismo”. Presenta una secuencia de etapas conectadas que representan el proceso del viaje turístico: planificación del viaje, transporte, hospedaje, alimentación, actividades y experiencia. Cada etapa está acompañada por un ícono representativo, como un mapa para la planificación, un avión para el transporte, una campana de hotel para el hospedaje, un pescado para la alimentación, un castillo para las actividades y un turista para la experiencia final."/>
+                    <pic:cNvPr id="1" name="Gráfico 1" descr="La figura 1 ilustra la cadena de valor del turismo, organizada en seis etapas consecutivas: planificación del viaje, transporte, hospedaje, alimentación, actividades y experiencia. Cada etapa representa un servicio o momento que contribuye a la experiencia integral del turista.&#10;&#10;"/>
                     <pic:cNvPicPr/>
                   </pic:nvPicPr>
                   <pic:blipFill>
@@ -4151,7 +4127,7 @@
       <w:pPr>
         <w:pStyle w:val="Ttulo1"/>
       </w:pPr>
-      <w:bookmarkStart w:id="7" w:name="_Toc241507617"/>
+      <w:bookmarkStart w:id="7" w:name="_Toc243553599"/>
       <w:r>
         <w:lastRenderedPageBreak/>
         <w:t>Atractivo turístico</w:t>
@@ -4181,7 +4157,7 @@
       <w:pPr>
         <w:pStyle w:val="Ttulo2"/>
       </w:pPr>
-      <w:bookmarkStart w:id="8" w:name="_Toc241507618"/>
+      <w:bookmarkStart w:id="8" w:name="_Toc243553600"/>
       <w:r>
         <w:t>Clasificación de los atractivos turísticos</w:t>
       </w:r>
@@ -4914,7 +4890,7 @@
           <w:noProof/>
         </w:rPr>
         <w:drawing>
-          <wp:inline distT="0" distB="0" distL="0" distR="0" wp14:anchorId="21B9EB12" wp14:editId="2E424E69">
+          <wp:inline distT="0" distB="0" distL="0" distR="0" wp14:anchorId="21B9EB12" wp14:editId="37B491EC">
             <wp:extent cx="4680000" cy="2631600"/>
             <wp:effectExtent l="0" t="0" r="6350" b="0"/>
             <wp:docPr id="2" name="Imagen 2">
@@ -5185,13 +5161,7 @@
               <w:t>E</w:t>
             </w:r>
             <w:r>
-              <w:t>l gobierno actual está comprometido con fortalecer el turismo rural como una estrategia clave para el desarrollo social y económico en estas</w:t>
-            </w:r>
-            <w:r>
-              <w:t>;</w:t>
-            </w:r>
-            <w:r>
-              <w:t xml:space="preserve"> áreas a través de programas de inclusión se han involucrado comunidades negras e indígenas permitiéndoles abrir sus propuestas a los turistas</w:t>
+              <w:t>l gobierno actual está comprometido con fortalecer el turismo rural como una estrategia clave para el desarrollo social y económico en estas áreas a través de programas de inclusión se han involucrado comunidades negras e indígenas permitiéndoles abrir sus propuestas a los turistas</w:t>
             </w:r>
             <w:r>
               <w:t>;</w:t>
@@ -5357,7 +5327,7 @@
       <w:pPr>
         <w:pStyle w:val="Ttulo2"/>
       </w:pPr>
-      <w:bookmarkStart w:id="9" w:name="_Toc241507619"/>
+      <w:bookmarkStart w:id="9" w:name="_Toc243553601"/>
       <w:r>
         <w:lastRenderedPageBreak/>
         <w:t>Bienes y recursos turísticos</w:t>
@@ -5465,21 +5435,7 @@
           <w:lang w:val="es-419" w:eastAsia="es-CO"/>
         </w:rPr>
         <w:lastRenderedPageBreak/>
-        <w:t xml:space="preserve">Anexo 2. Clasificación de los recursos turísticos según Ana García </w:t>
-      </w:r>
-      <w:proofErr w:type="spellStart"/>
-      <w:r>
-        <w:rPr>
-          <w:lang w:val="es-419" w:eastAsia="es-CO"/>
-        </w:rPr>
-        <w:t>Silberman</w:t>
-      </w:r>
-      <w:proofErr w:type="spellEnd"/>
-      <w:r>
-        <w:rPr>
-          <w:lang w:val="es-419" w:eastAsia="es-CO"/>
-        </w:rPr>
-        <w:t>. Se amplía la información en el documento ubicado en la carpeta de anexos: Anexo2_CF08_Clasificacion_Recursos_Turisticos</w:t>
+        <w:t>Anexo 2. Clasificación de los recursos turísticos según Ana García Silberman. Se amplía la información en el documento ubicado en la carpeta de anexos: Anexo2_CF08_Clasificacion_Recursos_Turisticos</w:t>
       </w:r>
       <w:r>
         <w:rPr>
@@ -6093,7 +6049,7 @@
       <w:pPr>
         <w:pStyle w:val="Ttulo2"/>
       </w:pPr>
-      <w:bookmarkStart w:id="10" w:name="_Toc241507620"/>
+      <w:bookmarkStart w:id="10" w:name="_Toc243553602"/>
       <w:r>
         <w:t>Zona turística</w:t>
       </w:r>
@@ -6173,10 +6129,10 @@
           <w:lang w:val="es-419" w:eastAsia="es-CO"/>
         </w:rPr>
         <w:drawing>
-          <wp:inline distT="0" distB="0" distL="0" distR="0" wp14:anchorId="42236043" wp14:editId="3FD5B1F0">
-            <wp:extent cx="4680000" cy="2404800"/>
-            <wp:effectExtent l="0" t="0" r="6350" b="0"/>
-            <wp:docPr id="3" name="Imagen 3" descr="Diagrama conceptual de una zona turística que muestra un territorio delimitado donde se concentran varios atractivos turísticos conectados entre sí. Dentro del área aparecen dos centros turísticos identificados como C.T.1 y C.T.2, rodeados por diferentes puntos que representan atractivos turísticos distribuidos en el espacio. El esquema ilustra cómo estos atractivos se agrupan y se articulan dentro de una misma zona turística."/>
+          <wp:inline distT="0" distB="0" distL="0" distR="0" wp14:anchorId="31DDA202" wp14:editId="128395B7">
+            <wp:extent cx="4680000" cy="2401011"/>
+            <wp:effectExtent l="0" t="0" r="0" b="0"/>
+            <wp:docPr id="1021710136" name="Imagen 3" descr="Diagrama conceptual de una zona turística que muestra un territorio delimitado donde se concentran varios atractivos turísticos conectados entre sí. Dentro del área aparecen dos centros turísticos identificados como C.T.1 y C.T.2, rodeados por diferentes puntos que representan atractivos turísticos distribuidos en el espacio. El esquema ilustra cómo estos atractivos se agrupan y se articulan dentro de una misma zona turística"/>
             <wp:cNvGraphicFramePr>
               <a:graphicFrameLocks xmlns:a="http://schemas.openxmlformats.org/drawingml/2006/main" noChangeAspect="1"/>
             </wp:cNvGraphicFramePr>
@@ -6184,7 +6140,7 @@
               <a:graphicData uri="http://schemas.openxmlformats.org/drawingml/2006/picture">
                 <pic:pic xmlns:pic="http://schemas.openxmlformats.org/drawingml/2006/picture">
                   <pic:nvPicPr>
-                    <pic:cNvPr id="3" name="Imagen 3" descr="Diagrama conceptual de una zona turística que muestra un territorio delimitado donde se concentran varios atractivos turísticos conectados entre sí. Dentro del área aparecen dos centros turísticos identificados como C.T.1 y C.T.2, rodeados por diferentes puntos que representan atractivos turísticos distribuidos en el espacio. El esquema ilustra cómo estos atractivos se agrupan y se articulan dentro de una misma zona turística."/>
+                    <pic:cNvPr id="1021710136" name="Imagen 3" descr="Diagrama conceptual de una zona turística que muestra un territorio delimitado donde se concentran varios atractivos turísticos conectados entre sí. Dentro del área aparecen dos centros turísticos identificados como C.T.1 y C.T.2, rodeados por diferentes puntos que representan atractivos turísticos distribuidos en el espacio. El esquema ilustra cómo estos atractivos se agrupan y se articulan dentro de una misma zona turística"/>
                     <pic:cNvPicPr/>
                   </pic:nvPicPr>
                   <pic:blipFill>
@@ -6202,7 +6158,7 @@
                   <pic:spPr>
                     <a:xfrm>
                       <a:off x="0" y="0"/>
-                      <a:ext cx="4680000" cy="2404800"/>
+                      <a:ext cx="4680000" cy="2401011"/>
                     </a:xfrm>
                     <a:prstGeom prst="rect">
                       <a:avLst/>
@@ -6247,7 +6203,7 @@
       <w:pPr>
         <w:pStyle w:val="Ttulo1"/>
       </w:pPr>
-      <w:bookmarkStart w:id="11" w:name="_Toc241507621"/>
+      <w:bookmarkStart w:id="11" w:name="_Toc243553603"/>
       <w:r>
         <w:lastRenderedPageBreak/>
         <w:t>Información turística</w:t>
@@ -6303,7 +6259,7 @@
       <w:pPr>
         <w:pStyle w:val="Ttulo2"/>
       </w:pPr>
-      <w:bookmarkStart w:id="12" w:name="_Toc241507622"/>
+      <w:bookmarkStart w:id="12" w:name="_Toc243553604"/>
       <w:r>
         <w:t>Características del informador turístico</w:t>
       </w:r>
@@ -6766,7 +6722,7 @@
       <w:r>
         <w:t xml:space="preserve">   </w:t>
       </w:r>
-      <w:bookmarkStart w:id="13" w:name="_Toc241507623"/>
+      <w:bookmarkStart w:id="13" w:name="_Toc243553605"/>
       <w:r>
         <w:t>Atención y orientación al visitante</w:t>
       </w:r>
@@ -7401,7 +7357,7 @@
       <w:pPr>
         <w:pStyle w:val="Ttulo2"/>
       </w:pPr>
-      <w:bookmarkStart w:id="14" w:name="_Toc241507624"/>
+      <w:bookmarkStart w:id="14" w:name="_Toc243553606"/>
       <w:r>
         <w:t>Diferencia entre promoción e información turística</w:t>
       </w:r>
@@ -7541,7 +7497,7 @@
       <w:pPr>
         <w:pStyle w:val="Ttulo2"/>
       </w:pPr>
-      <w:bookmarkStart w:id="15" w:name="_Toc241507625"/>
+      <w:bookmarkStart w:id="15" w:name="_Toc243553607"/>
       <w:r>
         <w:t>Fuentes de información turística</w:t>
       </w:r>
@@ -8044,7 +8000,7 @@
       <w:pPr>
         <w:pStyle w:val="Ttulo1"/>
       </w:pPr>
-      <w:bookmarkStart w:id="16" w:name="_Toc241507626"/>
+      <w:bookmarkStart w:id="16" w:name="_Toc243553608"/>
       <w:r>
         <w:lastRenderedPageBreak/>
         <w:t>Ubicación espacial</w:t>
@@ -8097,7 +8053,7 @@
       <w:r>
         <w:t xml:space="preserve">   </w:t>
       </w:r>
-      <w:bookmarkStart w:id="17" w:name="_Toc241507627"/>
+      <w:bookmarkStart w:id="17" w:name="_Toc243553609"/>
       <w:r>
         <w:t>Puntos cardinales</w:t>
       </w:r>
@@ -8152,7 +8108,7 @@
       <w:pPr>
         <w:pStyle w:val="Ttulo2"/>
       </w:pPr>
-      <w:bookmarkStart w:id="18" w:name="_Toc241507628"/>
+      <w:bookmarkStart w:id="18" w:name="_Toc243553610"/>
       <w:r>
         <w:t>Técnicas de ubicación y orientación</w:t>
       </w:r>
@@ -8359,7 +8315,7 @@
       <w:pPr>
         <w:pStyle w:val="Ttulo2"/>
       </w:pPr>
-      <w:bookmarkStart w:id="19" w:name="_Toc241507629"/>
+      <w:bookmarkStart w:id="19" w:name="_Toc243553611"/>
       <w:r>
         <w:t>Puntos de referenciación en el destino</w:t>
       </w:r>
@@ -8389,7 +8345,7 @@
       <w:pPr>
         <w:pStyle w:val="Ttulo2"/>
       </w:pPr>
-      <w:bookmarkStart w:id="20" w:name="_Toc241507630"/>
+      <w:bookmarkStart w:id="20" w:name="_Toc243553612"/>
       <w:r>
         <w:t>Mapas turísticos</w:t>
       </w:r>
@@ -8478,7 +8434,7 @@
       <w:pPr>
         <w:pStyle w:val="Ttulo1"/>
       </w:pPr>
-      <w:bookmarkStart w:id="21" w:name="_Toc241507631"/>
+      <w:bookmarkStart w:id="21" w:name="_Toc243553613"/>
       <w:r>
         <w:lastRenderedPageBreak/>
         <w:t>Brindar información asertivamente</w:t>
@@ -9163,13 +9119,8 @@
               <w:t>HOMBRE</w:t>
             </w:r>
             <w:r>
-              <w:t xml:space="preserve">: </w:t>
-            </w:r>
-            <w:proofErr w:type="gramStart"/>
-            <w:r>
-              <w:t>y</w:t>
-            </w:r>
-            <w:proofErr w:type="gramEnd"/>
+              <w:t>: y</w:t>
+            </w:r>
             <w:r>
               <w:t xml:space="preserve"> por último, adaptar el lenguaje al visitante. No es lo mismo hablar con un turista extranjero que con un viajero nacional; o no es lo mismo orientar a una persona mayor que a un joven mochilero.</w:t>
             </w:r>
@@ -9266,7 +9217,7 @@
         <w:lastRenderedPageBreak/>
         <w:t xml:space="preserve">     </w:t>
       </w:r>
-      <w:bookmarkStart w:id="22" w:name="_Toc241507632"/>
+      <w:bookmarkStart w:id="22" w:name="_Toc243553614"/>
       <w:r>
         <w:t>Síntesis</w:t>
       </w:r>
@@ -9305,7 +9256,7 @@
           <w:lang w:eastAsia="es-CO"/>
         </w:rPr>
         <w:drawing>
-          <wp:inline distT="0" distB="0" distL="0" distR="0" wp14:anchorId="45241DB0" wp14:editId="28687D16">
+          <wp:inline distT="0" distB="0" distL="0" distR="0" wp14:anchorId="45241DB0" wp14:editId="45161F34">
             <wp:extent cx="6332220" cy="3126105"/>
             <wp:effectExtent l="0" t="0" r="0" b="0"/>
             <wp:docPr id="6" name="Imagen 6" descr="Mapa conceptual titulado “Sistema turístico”. Del concepto central se desprenden cinco componentes principales: turismo, atractivo turístico, información turística, ubicación espacial e información asertiva. Cada uno incluye palabras clave asociadas: turismo (características, sistema turístico, producto turístico, cadena de valor), atractivo turístico (clasificación, bienes y recursos, zona turística), información turística (informador, atención al visitante, información vs. promoción, fuentes), ubicación espacial (puntos cardinales, técnicas de orientación, referenciación, mapas turísticos) e información asertiva (claridad, veracidad, actualización, precisión)."/>
@@ -9369,7 +9320,7 @@
       <w:pPr>
         <w:pStyle w:val="Titulosgenerales"/>
       </w:pPr>
-      <w:bookmarkStart w:id="23" w:name="_Toc241507633"/>
+      <w:bookmarkStart w:id="23" w:name="_Toc243553615"/>
       <w:r>
         <w:lastRenderedPageBreak/>
         <w:t>Glosario</w:t>
@@ -9615,7 +9566,7 @@
       <w:pPr>
         <w:pStyle w:val="Titulosgenerales"/>
       </w:pPr>
-      <w:bookmarkStart w:id="24" w:name="_Toc241507634"/>
+      <w:bookmarkStart w:id="24" w:name="_Toc243553616"/>
       <w:r>
         <w:lastRenderedPageBreak/>
         <w:t>Referencias bibliográficas</w:t>
@@ -9626,15 +9577,39 @@
       </w:r>
     </w:p>
     <w:p>
+      <w:r>
+        <w:t>Blanco Amaya, J. A. (2011, 31 de marzo). La comunicación: un requisito para el guía de turismo. Ximejhon-</w:t>
+      </w:r>
       <w:proofErr w:type="spellStart"/>
       <w:r>
+        <w:t>guianza</w:t>
+      </w:r>
+      <w:proofErr w:type="spellEnd"/>
+      <w:r>
+        <w:t xml:space="preserve">. </w:t>
+      </w:r>
+      <w:hyperlink r:id="rId19" w:history="1">
+        <w:r>
+          <w:rPr>
+            <w:rStyle w:val="Hipervnculo"/>
+          </w:rPr>
+          <w:t>https://ximejhon-guianza.blogia.com/2011/040101-la-comunicacion-un-requisito-para-el-guia-de-turismo.php</w:t>
+        </w:r>
+      </w:hyperlink>
+    </w:p>
+    <w:p>
+      <w:pPr>
+        <w:ind w:firstLine="708"/>
+      </w:pPr>
+      <w:proofErr w:type="spellStart"/>
+      <w:r>
         <w:t>Boullón</w:t>
       </w:r>
       <w:proofErr w:type="spellEnd"/>
       <w:r>
         <w:t xml:space="preserve">, R. C. (2006). Planificación del espacio turístico (4.ª ed.). Trillas. </w:t>
       </w:r>
-      <w:hyperlink r:id="rId19" w:history="1">
+      <w:hyperlink r:id="rId20" w:history="1">
         <w:r>
           <w:rPr>
             <w:rStyle w:val="Hipervnculo"/>
@@ -9647,7 +9622,7 @@
       <w:r>
         <w:t xml:space="preserve">Cobo, C. (2013). Orientación geográfica: la geoperspectiva integral. Geograficando, 9(9). </w:t>
       </w:r>
-      <w:hyperlink r:id="rId20" w:history="1">
+      <w:hyperlink r:id="rId21" w:history="1">
         <w:r>
           <w:rPr>
             <w:rStyle w:val="Hipervnculo"/>
@@ -9660,14 +9635,17 @@
       <w:r>
         <w:t xml:space="preserve">Comisión Europea, Fondo Monetario Internacional, Organización de Cooperación y Desarrollo Económicos, Naciones Unidas y Banco Mundial. (2025). Sistema de cuentas nacionales 2025. Naciones Unidas. </w:t>
       </w:r>
-      <w:hyperlink r:id="rId21" w:history="1">
+      <w:hyperlink r:id="rId22" w:history="1">
         <w:r>
           <w:rPr>
             <w:rStyle w:val="Hipervnculo"/>
           </w:rPr>
-          <w:t>https://unstats.un.org/unsd/nationalaccount/sna2025.asp</w:t>
+          <w:t>https://unstats.un.org/unsd/nationalaccount/docs/sna2008spanish.pdf</w:t>
         </w:r>
       </w:hyperlink>
+      <w:r>
+        <w:t xml:space="preserve"> </w:t>
+      </w:r>
     </w:p>
     <w:p>
       <w:r>
@@ -9681,17 +9659,9 @@
     </w:p>
     <w:p>
       <w:r>
-        <w:t xml:space="preserve">García </w:t>
-      </w:r>
-      <w:proofErr w:type="spellStart"/>
-      <w:r>
-        <w:t>Silberman</w:t>
-      </w:r>
-      <w:proofErr w:type="spellEnd"/>
-      <w:r>
-        <w:t xml:space="preserve">, A. (1970). Clasificación de los recursos turísticos. Investigaciones Geográficas, (3), 39–61. </w:t>
-      </w:r>
-      <w:hyperlink r:id="rId22" w:history="1">
+        <w:t xml:space="preserve">García Silberman, A. (1970). Clasificación de los recursos turísticos. Investigaciones Geográficas, (3), 39–61. </w:t>
+      </w:r>
+      <w:hyperlink r:id="rId23" w:history="1">
         <w:r>
           <w:rPr>
             <w:rStyle w:val="Hipervnculo"/>
@@ -9702,15 +9672,38 @@
     </w:p>
     <w:p>
       <w:r>
+        <w:t>Instituto Distrital de Turismo, &amp; Asociación Colombiana de Agencias de Viajes y Turismo [</w:t>
+      </w:r>
+      <w:proofErr w:type="spellStart"/>
+      <w:r>
+        <w:t>ANATO</w:t>
+      </w:r>
+      <w:proofErr w:type="spellEnd"/>
+      <w:r>
+        <w:t xml:space="preserve">]. (2007). Investigación sobre servicios y planta turística. </w:t>
+      </w:r>
+      <w:hyperlink r:id="rId24" w:history="1">
+        <w:r>
+          <w:rPr>
+            <w:rStyle w:val="Hipervnculo"/>
+          </w:rPr>
+          <w:t>https://www.academia.edu/20955177/INSTITUTO_DISTRITAL_DE_TURISMO_ANATO_Asociaci%C3%B3n_Colombiana_de_Agencias_de_Viaje_y_Turismo</w:t>
+        </w:r>
+      </w:hyperlink>
+    </w:p>
+    <w:p>
+      <w:pPr>
+        <w:ind w:firstLine="708"/>
+      </w:pPr>
+      <w:r>
         <w:t>Luna Pérez, N. del C. (s. f.). Comunicación asertiva con turistas [Material de formación]. Servicio Nacional de Aprendizaje (SENA). Formación en Ambientes Virtuales de Aprendizaje (FAVA).</w:t>
       </w:r>
     </w:p>
     <w:p>
       <w:r>
-        <w:lastRenderedPageBreak/>
         <w:t xml:space="preserve">Martín, B. (2013, 24 de octubre). Cadena de valor en turismo [Entrada de blog]. Turismo y sostenibilidad. </w:t>
       </w:r>
-      <w:hyperlink r:id="rId23" w:history="1">
+      <w:hyperlink r:id="rId25" w:history="1">
         <w:r>
           <w:rPr>
             <w:rStyle w:val="Hipervnculo"/>
@@ -9733,7 +9726,7 @@
       <w:r>
         <w:t xml:space="preserve">SENA. (s. f.). El turismo rural en Colombia [Video]. YouTube. </w:t>
       </w:r>
-      <w:hyperlink r:id="rId24" w:history="1">
+      <w:hyperlink r:id="rId26" w:history="1">
         <w:r>
           <w:rPr>
             <w:rStyle w:val="Hipervnculo"/>
@@ -9746,7 +9739,7 @@
       <w:pPr>
         <w:pStyle w:val="Titulosgenerales"/>
       </w:pPr>
-      <w:bookmarkStart w:id="25" w:name="_Toc241507635"/>
+      <w:bookmarkStart w:id="25" w:name="_Toc243553617"/>
       <w:r>
         <w:lastRenderedPageBreak/>
         <w:t>Créditos</w:t>
@@ -11931,7 +11924,7 @@
                 <w:szCs w:val="28"/>
                 <w:lang w:val="es-CO"/>
               </w:rPr>
-              <w:t>Laura Daniela Burgos Rueda</w:t>
+              <w:t>Luis Gabriel Urueta Álvarez</w:t>
             </w:r>
           </w:p>
         </w:tc>
@@ -11954,23 +11947,7 @@
                 <w:szCs w:val="28"/>
                 <w:lang w:val="es-CO"/>
               </w:rPr>
-              <w:t>Evaluador</w:t>
-            </w:r>
-            <w:r>
-              <w:rPr>
-                <w:sz w:val="28"/>
-                <w:szCs w:val="28"/>
-                <w:lang w:val="es-CO"/>
-              </w:rPr>
-              <w:t>a</w:t>
-            </w:r>
-            <w:r>
-              <w:rPr>
-                <w:sz w:val="28"/>
-                <w:szCs w:val="28"/>
-                <w:lang w:val="es-CO"/>
-              </w:rPr>
-              <w:t xml:space="preserve"> de contenidos inclusivos y accesibles</w:t>
+              <w:t>Validador y vinculador de recursos digitales</w:t>
             </w:r>
           </w:p>
         </w:tc>
@@ -12037,7 +12014,7 @@
                 <w:szCs w:val="28"/>
                 <w:lang w:val="es-CO"/>
               </w:rPr>
-              <w:t>Jonathan Adié Villafañe</w:t>
+              <w:t>Laura Daniela Burgos Rueda</w:t>
             </w:r>
           </w:p>
         </w:tc>
@@ -12060,7 +12037,39 @@
                 <w:szCs w:val="28"/>
                 <w:lang w:val="es-CO"/>
               </w:rPr>
-              <w:t>Validador y vinculador de recursos digitales</w:t>
+              <w:t>Validador</w:t>
+            </w:r>
+            <w:r>
+              <w:rPr>
+                <w:sz w:val="28"/>
+                <w:szCs w:val="28"/>
+                <w:lang w:val="es-CO"/>
+              </w:rPr>
+              <w:t>a</w:t>
+            </w:r>
+            <w:r>
+              <w:rPr>
+                <w:sz w:val="28"/>
+                <w:szCs w:val="28"/>
+                <w:lang w:val="es-CO"/>
+              </w:rPr>
+              <w:t xml:space="preserve"> y vinculador</w:t>
+            </w:r>
+            <w:r>
+              <w:rPr>
+                <w:sz w:val="28"/>
+                <w:szCs w:val="28"/>
+                <w:lang w:val="es-CO"/>
+              </w:rPr>
+              <w:t>a</w:t>
+            </w:r>
+            <w:r>
+              <w:rPr>
+                <w:sz w:val="28"/>
+                <w:szCs w:val="28"/>
+                <w:lang w:val="es-CO"/>
+              </w:rPr>
+              <w:t xml:space="preserve"> de recursos digitales</w:t>
             </w:r>
           </w:p>
         </w:tc>
@@ -12104,125 +12113,6 @@
           </w:p>
         </w:tc>
       </w:tr>
-      <w:tr>
-        <w:tc>
-          <w:tcPr>
-            <w:tcW w:w="2830" w:type="dxa"/>
-          </w:tcPr>
-          <w:p>
-            <w:pPr>
-              <w:pStyle w:val="TextoTablas"/>
-              <w:rPr>
-                <w:sz w:val="28"/>
-                <w:szCs w:val="28"/>
-                <w:lang w:val="es-CO"/>
-              </w:rPr>
-            </w:pPr>
-            <w:r>
-              <w:rPr>
-                <w:sz w:val="28"/>
-                <w:szCs w:val="28"/>
-                <w:lang w:val="es-CO"/>
-              </w:rPr>
-              <w:t>Karine Isabel Ospino Fritz</w:t>
-            </w:r>
-          </w:p>
-        </w:tc>
-        <w:tc>
-          <w:tcPr>
-            <w:tcW w:w="3261" w:type="dxa"/>
-          </w:tcPr>
-          <w:p>
-            <w:pPr>
-              <w:pStyle w:val="TextoTablas"/>
-              <w:rPr>
-                <w:sz w:val="28"/>
-                <w:szCs w:val="28"/>
-                <w:lang w:val="es-CO"/>
-              </w:rPr>
-            </w:pPr>
-            <w:r>
-              <w:rPr>
-                <w:sz w:val="28"/>
-                <w:szCs w:val="28"/>
-                <w:lang w:val="es-CO"/>
-              </w:rPr>
-              <w:t>Validador</w:t>
-            </w:r>
-            <w:r>
-              <w:rPr>
-                <w:sz w:val="28"/>
-                <w:szCs w:val="28"/>
-                <w:lang w:val="es-CO"/>
-              </w:rPr>
-              <w:t>a</w:t>
-            </w:r>
-            <w:r>
-              <w:rPr>
-                <w:sz w:val="28"/>
-                <w:szCs w:val="28"/>
-                <w:lang w:val="es-CO"/>
-              </w:rPr>
-              <w:t xml:space="preserve"> y vinculador</w:t>
-            </w:r>
-            <w:r>
-              <w:rPr>
-                <w:sz w:val="28"/>
-                <w:szCs w:val="28"/>
-                <w:lang w:val="es-CO"/>
-              </w:rPr>
-              <w:t>a</w:t>
-            </w:r>
-            <w:r>
-              <w:rPr>
-                <w:sz w:val="28"/>
-                <w:szCs w:val="28"/>
-                <w:lang w:val="es-CO"/>
-              </w:rPr>
-              <w:t xml:space="preserve"> de recursos digitales</w:t>
-            </w:r>
-          </w:p>
-        </w:tc>
-        <w:tc>
-          <w:tcPr>
-            <w:tcW w:w="3969" w:type="dxa"/>
-          </w:tcPr>
-          <w:p>
-            <w:pPr>
-              <w:pStyle w:val="TextoTablas"/>
-              <w:rPr>
-                <w:sz w:val="28"/>
-                <w:szCs w:val="28"/>
-                <w:lang w:val="es-CO"/>
-              </w:rPr>
-            </w:pPr>
-            <w:r>
-              <w:rPr>
-                <w:sz w:val="28"/>
-                <w:szCs w:val="28"/>
-                <w:lang w:val="es-CO"/>
-              </w:rPr>
-              <w:t xml:space="preserve">Centro de Comercio y Servicios </w:t>
-            </w:r>
-            <w:r>
-              <w:rPr>
-                <w:sz w:val="28"/>
-                <w:szCs w:val="28"/>
-                <w:lang w:val="es-CO"/>
-              </w:rPr>
-              <w:t>-</w:t>
-            </w:r>
-            <w:r>
-              <w:rPr>
-                <w:sz w:val="28"/>
-                <w:szCs w:val="28"/>
-                <w:lang w:val="es-CO"/>
-              </w:rPr>
-              <w:t xml:space="preserve"> Regional Atlántico</w:t>
-            </w:r>
-          </w:p>
-        </w:tc>
-      </w:tr>
     </w:tbl>
     <w:p>
       <w:pPr>
@@ -12232,8 +12122,8 @@
       </w:pPr>
     </w:p>
     <w:sectPr>
-      <w:headerReference w:type="default" r:id="rId25"/>
-      <w:footerReference w:type="default" r:id="rId26"/>
+      <w:headerReference w:type="default" r:id="rId27"/>
+      <w:footerReference w:type="default" r:id="rId28"/>
       <w:pgSz w:w="12240" w:h="15840"/>
       <w:pgMar w:top="1560" w:right="1134" w:bottom="1134" w:left="1134" w:header="709" w:footer="737" w:gutter="0"/>
       <w:pgNumType w:start="1"/>
@@ -12246,7 +12136,7 @@
 </file>
 
 <file path=word/endnotes.xml><?xml version="1.0" encoding="utf-8"?>
-<w:endnotes xmlns:wpc="http://schemas.microsoft.com/office/word/2010/wordprocessingCanvas" xmlns:cx="http://schemas.microsoft.com/office/drawing/2014/chartex" xmlns:cx1="http://schemas.microsoft.com/office/drawing/2015/9/8/chartex" xmlns:cx2="http://schemas.microsoft.com/office/drawing/2015/10/21/chartex" xmlns:cx3="http://schemas.microsoft.com/office/drawing/2016/5/9/chartex" xmlns:cx4="http://schemas.microsoft.com/office/drawing/2016/5/10/chartex" xmlns:cx5="http://schemas.microsoft.com/office/drawing/2016/5/11/chartex" xmlns:cx6="http://schemas.microsoft.com/office/drawing/2016/5/12/chartex" xmlns:cx7="http://schemas.microsoft.com/office/drawing/2016/5/13/chartex" xmlns:cx8="http://schemas.microsoft.com/office/drawing/2016/5/14/chartex" xmlns:mc="http://schemas.openxmlformats.org/markup-compatibility/2006" xmlns:aink="http://schemas.microsoft.com/office/drawing/2016/ink" xmlns:am3d="http://schemas.microsoft.com/office/drawing/2017/model3d" xmlns:o="urn:schemas-microsoft-com:office:office" xmlns:r="http://schemas.openxmlformats.org/officeDocument/2006/relationships" xmlns:m="http://schemas.openxmlformats.org/officeDocument/2006/math" xmlns:v="urn:schemas-microsoft-com:vml" xmlns:wp14="http://schemas.microsoft.com/office/word/2010/wordprocessingDrawing" xmlns:wp="http://schemas.openxmlformats.org/drawingml/2006/wordprocessingDrawing" xmlns:w10="urn:schemas-microsoft-com:office:word" xmlns:w="http://schemas.openxmlformats.org/wordprocessingml/2006/main" xmlns:w14="http://schemas.microsoft.com/office/word/2010/wordml" xmlns:w15="http://schemas.microsoft.com/office/word/2012/wordml" xmlns:w16cex="http://schemas.microsoft.com/office/word/2018/wordml/cex" xmlns:w16cid="http://schemas.microsoft.com/office/word/2016/wordml/cid" xmlns:w16="http://schemas.microsoft.com/office/word/2018/wordml" xmlns:w16sdtdh="http://schemas.microsoft.com/office/word/2020/wordml/sdtdatahash" xmlns:w16se="http://schemas.microsoft.com/office/word/2015/wordml/symex" xmlns:wpg="http://schemas.microsoft.com/office/word/2010/wordprocessingGroup" xmlns:wpi="http://schemas.microsoft.com/office/word/2010/wordprocessingInk" xmlns:wne="http://schemas.microsoft.com/office/word/2006/wordml" xmlns:wps="http://schemas.microsoft.com/office/word/2010/wordprocessingShape" mc:Ignorable="w14 w15 w16se w16cid w16 w16cex w16sdtdh wp14">
+<w:endnotes xmlns:wpc="http://schemas.microsoft.com/office/word/2010/wordprocessingCanvas" xmlns:cx="http://schemas.microsoft.com/office/drawing/2014/chartex" xmlns:cx1="http://schemas.microsoft.com/office/drawing/2015/9/8/chartex" xmlns:cx2="http://schemas.microsoft.com/office/drawing/2015/10/21/chartex" xmlns:cx3="http://schemas.microsoft.com/office/drawing/2016/5/9/chartex" xmlns:cx4="http://schemas.microsoft.com/office/drawing/2016/5/10/chartex" xmlns:cx5="http://schemas.microsoft.com/office/drawing/2016/5/11/chartex" xmlns:cx6="http://schemas.microsoft.com/office/drawing/2016/5/12/chartex" xmlns:cx7="http://schemas.microsoft.com/office/drawing/2016/5/13/chartex" xmlns:cx8="http://schemas.microsoft.com/office/drawing/2016/5/14/chartex" xmlns:mc="http://schemas.openxmlformats.org/markup-compatibility/2006" xmlns:m="http://schemas.openxmlformats.org/officeDocument/2006/math" xmlns:aink="http://schemas.microsoft.com/office/drawing/2016/ink" xmlns:am3d="http://schemas.microsoft.com/office/drawing/2017/model3d" xmlns:oel="http://schemas.microsoft.com/office/2019/extlst" xmlns:r="http://schemas.openxmlformats.org/officeDocument/2006/relationships" xmlns:wp14="http://schemas.microsoft.com/office/word/2010/wordprocessingDrawing" xmlns:wp="http://schemas.openxmlformats.org/drawingml/2006/wordprocessingDrawing" xmlns:wpg="http://schemas.microsoft.com/office/word/2010/wordprocessingGroup" xmlns:wpi="http://schemas.microsoft.com/office/word/2010/wordprocessingInk" xmlns:wps="http://schemas.microsoft.com/office/word/2010/wordprocessingShape" xmlns:o="urn:schemas-microsoft-com:office:office" xmlns:v="urn:schemas-microsoft-com:vml" xmlns:w10="urn:schemas-microsoft-com:office:word" xmlns:w="http://schemas.openxmlformats.org/wordprocessingml/2006/main" xmlns:w14="http://schemas.microsoft.com/office/word/2010/wordml" xmlns:w15="http://schemas.microsoft.com/office/word/2012/wordml" xmlns:w16cex="http://schemas.microsoft.com/office/word/2018/wordml/cex" xmlns:w16cid="http://schemas.microsoft.com/office/word/2016/wordml/cid" xmlns:w16="http://schemas.microsoft.com/office/word/2018/wordml" xmlns:w16sdtdh="http://schemas.microsoft.com/office/word/2020/wordml/sdtdatahash" xmlns:w16sdtfl="http://schemas.microsoft.com/office/word/2024/wordml/sdtformatlock" xmlns:w16se="http://schemas.microsoft.com/office/word/2015/wordml/symex" xmlns:w16du="http://schemas.microsoft.com/office/word/2023/wordml/word16du" xmlns:wne="http://schemas.microsoft.com/office/word/2006/wordml" mc:Ignorable="w14 w15 w16se w16cid w16 w16cex w16sdtdh w16sdtfl w16du wp14">
   <w:endnote w:type="separator" w:id="-1">
     <w:p>
       <w:pPr>
@@ -12273,7 +12163,7 @@
 </file>
 
 <file path=word/footer1.xml><?xml version="1.0" encoding="utf-8"?>
-<w:ftr xmlns:wpc="http://schemas.microsoft.com/office/word/2010/wordprocessingCanvas" xmlns:cx="http://schemas.microsoft.com/office/drawing/2014/chartex" xmlns:cx1="http://schemas.microsoft.com/office/drawing/2015/9/8/chartex" xmlns:cx2="http://schemas.microsoft.com/office/drawing/2015/10/21/chartex" xmlns:cx3="http://schemas.microsoft.com/office/drawing/2016/5/9/chartex" xmlns:cx4="http://schemas.microsoft.com/office/drawing/2016/5/10/chartex" xmlns:cx5="http://schemas.microsoft.com/office/drawing/2016/5/11/chartex" xmlns:cx6="http://schemas.microsoft.com/office/drawing/2016/5/12/chartex" xmlns:cx7="http://schemas.microsoft.com/office/drawing/2016/5/13/chartex" xmlns:cx8="http://schemas.microsoft.com/office/drawing/2016/5/14/chartex" xmlns:mc="http://schemas.openxmlformats.org/markup-compatibility/2006" xmlns:aink="http://schemas.microsoft.com/office/drawing/2016/ink" xmlns:am3d="http://schemas.microsoft.com/office/drawing/2017/model3d" xmlns:o="urn:schemas-microsoft-com:office:office" xmlns:r="http://schemas.openxmlformats.org/officeDocument/2006/relationships" xmlns:m="http://schemas.openxmlformats.org/officeDocument/2006/math" xmlns:v="urn:schemas-microsoft-com:vml" xmlns:wp14="http://schemas.microsoft.com/office/word/2010/wordprocessingDrawing" xmlns:wp="http://schemas.openxmlformats.org/drawingml/2006/wordprocessingDrawing" xmlns:w10="urn:schemas-microsoft-com:office:word" xmlns:w="http://schemas.openxmlformats.org/wordprocessingml/2006/main" xmlns:w14="http://schemas.microsoft.com/office/word/2010/wordml" xmlns:w15="http://schemas.microsoft.com/office/word/2012/wordml" xmlns:w16cex="http://schemas.microsoft.com/office/word/2018/wordml/cex" xmlns:w16cid="http://schemas.microsoft.com/office/word/2016/wordml/cid" xmlns:w16="http://schemas.microsoft.com/office/word/2018/wordml" xmlns:w16sdtdh="http://schemas.microsoft.com/office/word/2020/wordml/sdtdatahash" xmlns:w16se="http://schemas.microsoft.com/office/word/2015/wordml/symex" xmlns:wpg="http://schemas.microsoft.com/office/word/2010/wordprocessingGroup" xmlns:wpi="http://schemas.microsoft.com/office/word/2010/wordprocessingInk" xmlns:wne="http://schemas.microsoft.com/office/word/2006/wordml" xmlns:wps="http://schemas.microsoft.com/office/word/2010/wordprocessingShape" mc:Ignorable="w14 w15 w16se w16cid w16 w16cex w16sdtdh wp14">
+<w:ftr xmlns:wpc="http://schemas.microsoft.com/office/word/2010/wordprocessingCanvas" xmlns:cx="http://schemas.microsoft.com/office/drawing/2014/chartex" xmlns:cx1="http://schemas.microsoft.com/office/drawing/2015/9/8/chartex" xmlns:cx2="http://schemas.microsoft.com/office/drawing/2015/10/21/chartex" xmlns:cx3="http://schemas.microsoft.com/office/drawing/2016/5/9/chartex" xmlns:cx4="http://schemas.microsoft.com/office/drawing/2016/5/10/chartex" xmlns:cx5="http://schemas.microsoft.com/office/drawing/2016/5/11/chartex" xmlns:cx6="http://schemas.microsoft.com/office/drawing/2016/5/12/chartex" xmlns:cx7="http://schemas.microsoft.com/office/drawing/2016/5/13/chartex" xmlns:cx8="http://schemas.microsoft.com/office/drawing/2016/5/14/chartex" xmlns:mc="http://schemas.openxmlformats.org/markup-compatibility/2006" xmlns:m="http://schemas.openxmlformats.org/officeDocument/2006/math" xmlns:aink="http://schemas.microsoft.com/office/drawing/2016/ink" xmlns:am3d="http://schemas.microsoft.com/office/drawing/2017/model3d" xmlns:oel="http://schemas.microsoft.com/office/2019/extlst" xmlns:r="http://schemas.openxmlformats.org/officeDocument/2006/relationships" xmlns:wp14="http://schemas.microsoft.com/office/word/2010/wordprocessingDrawing" xmlns:wp="http://schemas.openxmlformats.org/drawingml/2006/wordprocessingDrawing" xmlns:wpg="http://schemas.microsoft.com/office/word/2010/wordprocessingGroup" xmlns:wpi="http://schemas.microsoft.com/office/word/2010/wordprocessingInk" xmlns:wps="http://schemas.microsoft.com/office/word/2010/wordprocessingShape" xmlns:o="urn:schemas-microsoft-com:office:office" xmlns:v="urn:schemas-microsoft-com:vml" xmlns:w10="urn:schemas-microsoft-com:office:word" xmlns:w="http://schemas.openxmlformats.org/wordprocessingml/2006/main" xmlns:w14="http://schemas.microsoft.com/office/word/2010/wordml" xmlns:w15="http://schemas.microsoft.com/office/word/2012/wordml" xmlns:w16cex="http://schemas.microsoft.com/office/word/2018/wordml/cex" xmlns:w16cid="http://schemas.microsoft.com/office/word/2016/wordml/cid" xmlns:w16="http://schemas.microsoft.com/office/word/2018/wordml" xmlns:w16sdtdh="http://schemas.microsoft.com/office/word/2020/wordml/sdtdatahash" xmlns:w16sdtfl="http://schemas.microsoft.com/office/word/2024/wordml/sdtformatlock" xmlns:w16se="http://schemas.microsoft.com/office/word/2015/wordml/symex" xmlns:w16du="http://schemas.microsoft.com/office/word/2023/wordml/word16du" xmlns:wne="http://schemas.microsoft.com/office/word/2006/wordml" mc:Ignorable="w14 w15 w16se w16cid w16 w16cex w16sdtdh w16sdtfl w16du wp14">
   <w:sdt>
     <w:sdtPr>
       <w:id w:val="-1465197936"/>
@@ -12282,7 +12172,6 @@
         <w:docPartUnique/>
       </w:docPartObj>
     </w:sdtPr>
-    <w:sdtEndPr/>
     <w:sdtContent>
       <w:p>
         <w:pPr>
@@ -12302,7 +12191,13 @@
           <w:rPr>
             <w:noProof/>
           </w:rPr>
-          <w:t>15</w:t>
+          <w:t>1</w:t>
+        </w:r>
+        <w:r>
+          <w:rPr>
+            <w:noProof/>
+          </w:rPr>
+          <w:t>5</w:t>
         </w:r>
         <w:r>
           <w:fldChar w:fldCharType="end"/>
@@ -12320,7 +12215,7 @@
 </file>
 
 <file path=word/footnotes.xml><?xml version="1.0" encoding="utf-8"?>
-<w:footnotes xmlns:wpc="http://schemas.microsoft.com/office/word/2010/wordprocessingCanvas" xmlns:cx="http://schemas.microsoft.com/office/drawing/2014/chartex" xmlns:cx1="http://schemas.microsoft.com/office/drawing/2015/9/8/chartex" xmlns:cx2="http://schemas.microsoft.com/office/drawing/2015/10/21/chartex" xmlns:cx3="http://schemas.microsoft.com/office/drawing/2016/5/9/chartex" xmlns:cx4="http://schemas.microsoft.com/office/drawing/2016/5/10/chartex" xmlns:cx5="http://schemas.microsoft.com/office/drawing/2016/5/11/chartex" xmlns:cx6="http://schemas.microsoft.com/office/drawing/2016/5/12/chartex" xmlns:cx7="http://schemas.microsoft.com/office/drawing/2016/5/13/chartex" xmlns:cx8="http://schemas.microsoft.com/office/drawing/2016/5/14/chartex" xmlns:mc="http://schemas.openxmlformats.org/markup-compatibility/2006" xmlns:aink="http://schemas.microsoft.com/office/drawing/2016/ink" xmlns:am3d="http://schemas.microsoft.com/office/drawing/2017/model3d" xmlns:o="urn:schemas-microsoft-com:office:office" xmlns:r="http://schemas.openxmlformats.org/officeDocument/2006/relationships" xmlns:m="http://schemas.openxmlformats.org/officeDocument/2006/math" xmlns:v="urn:schemas-microsoft-com:vml" xmlns:wp14="http://schemas.microsoft.com/office/word/2010/wordprocessingDrawing" xmlns:wp="http://schemas.openxmlformats.org/drawingml/2006/wordprocessingDrawing" xmlns:w10="urn:schemas-microsoft-com:office:word" xmlns:w="http://schemas.openxmlformats.org/wordprocessingml/2006/main" xmlns:w14="http://schemas.microsoft.com/office/word/2010/wordml" xmlns:w15="http://schemas.microsoft.com/office/word/2012/wordml" xmlns:w16cex="http://schemas.microsoft.com/office/word/2018/wordml/cex" xmlns:w16cid="http://schemas.microsoft.com/office/word/2016/wordml/cid" xmlns:w16="http://schemas.microsoft.com/office/word/2018/wordml" xmlns:w16sdtdh="http://schemas.microsoft.com/office/word/2020/wordml/sdtdatahash" xmlns:w16se="http://schemas.microsoft.com/office/word/2015/wordml/symex" xmlns:wpg="http://schemas.microsoft.com/office/word/2010/wordprocessingGroup" xmlns:wpi="http://schemas.microsoft.com/office/word/2010/wordprocessingInk" xmlns:wne="http://schemas.microsoft.com/office/word/2006/wordml" xmlns:wps="http://schemas.microsoft.com/office/word/2010/wordprocessingShape" mc:Ignorable="w14 w15 w16se w16cid w16 w16cex w16sdtdh wp14">
+<w:footnotes xmlns:wpc="http://schemas.microsoft.com/office/word/2010/wordprocessingCanvas" xmlns:cx="http://schemas.microsoft.com/office/drawing/2014/chartex" xmlns:cx1="http://schemas.microsoft.com/office/drawing/2015/9/8/chartex" xmlns:cx2="http://schemas.microsoft.com/office/drawing/2015/10/21/chartex" xmlns:cx3="http://schemas.microsoft.com/office/drawing/2016/5/9/chartex" xmlns:cx4="http://schemas.microsoft.com/office/drawing/2016/5/10/chartex" xmlns:cx5="http://schemas.microsoft.com/office/drawing/2016/5/11/chartex" xmlns:cx6="http://schemas.microsoft.com/office/drawing/2016/5/12/chartex" xmlns:cx7="http://schemas.microsoft.com/office/drawing/2016/5/13/chartex" xmlns:cx8="http://schemas.microsoft.com/office/drawing/2016/5/14/chartex" xmlns:mc="http://schemas.openxmlformats.org/markup-compatibility/2006" xmlns:m="http://schemas.openxmlformats.org/officeDocument/2006/math" xmlns:aink="http://schemas.microsoft.com/office/drawing/2016/ink" xmlns:am3d="http://schemas.microsoft.com/office/drawing/2017/model3d" xmlns:oel="http://schemas.microsoft.com/office/2019/extlst" xmlns:r="http://schemas.openxmlformats.org/officeDocument/2006/relationships" xmlns:wp14="http://schemas.microsoft.com/office/word/2010/wordprocessingDrawing" xmlns:wp="http://schemas.openxmlformats.org/drawingml/2006/wordprocessingDrawing" xmlns:wpg="http://schemas.microsoft.com/office/word/2010/wordprocessingGroup" xmlns:wpi="http://schemas.microsoft.com/office/word/2010/wordprocessingInk" xmlns:wps="http://schemas.microsoft.com/office/word/2010/wordprocessingShape" xmlns:o="urn:schemas-microsoft-com:office:office" xmlns:v="urn:schemas-microsoft-com:vml" xmlns:w10="urn:schemas-microsoft-com:office:word" xmlns:w="http://schemas.openxmlformats.org/wordprocessingml/2006/main" xmlns:w14="http://schemas.microsoft.com/office/word/2010/wordml" xmlns:w15="http://schemas.microsoft.com/office/word/2012/wordml" xmlns:w16cex="http://schemas.microsoft.com/office/word/2018/wordml/cex" xmlns:w16cid="http://schemas.microsoft.com/office/word/2016/wordml/cid" xmlns:w16="http://schemas.microsoft.com/office/word/2018/wordml" xmlns:w16sdtdh="http://schemas.microsoft.com/office/word/2020/wordml/sdtdatahash" xmlns:w16sdtfl="http://schemas.microsoft.com/office/word/2024/wordml/sdtformatlock" xmlns:w16se="http://schemas.microsoft.com/office/word/2015/wordml/symex" xmlns:w16du="http://schemas.microsoft.com/office/word/2023/wordml/word16du" xmlns:wne="http://schemas.microsoft.com/office/word/2006/wordml" mc:Ignorable="w14 w15 w16se w16cid w16 w16cex w16sdtdh w16sdtfl w16du wp14">
   <w:footnote w:type="separator" w:id="-1">
     <w:p>
       <w:pPr>
@@ -12347,7 +12242,7 @@
 </file>
 
 <file path=word/header1.xml><?xml version="1.0" encoding="utf-8"?>
-<w:hdr xmlns:wpc="http://schemas.microsoft.com/office/word/2010/wordprocessingCanvas" xmlns:cx="http://schemas.microsoft.com/office/drawing/2014/chartex" xmlns:cx1="http://schemas.microsoft.com/office/drawing/2015/9/8/chartex" xmlns:cx2="http://schemas.microsoft.com/office/drawing/2015/10/21/chartex" xmlns:cx3="http://schemas.microsoft.com/office/drawing/2016/5/9/chartex" xmlns:cx4="http://schemas.microsoft.com/office/drawing/2016/5/10/chartex" xmlns:cx5="http://schemas.microsoft.com/office/drawing/2016/5/11/chartex" xmlns:cx6="http://schemas.microsoft.com/office/drawing/2016/5/12/chartex" xmlns:cx7="http://schemas.microsoft.com/office/drawing/2016/5/13/chartex" xmlns:cx8="http://schemas.microsoft.com/office/drawing/2016/5/14/chartex" xmlns:mc="http://schemas.openxmlformats.org/markup-compatibility/2006" xmlns:aink="http://schemas.microsoft.com/office/drawing/2016/ink" xmlns:am3d="http://schemas.microsoft.com/office/drawing/2017/model3d" xmlns:o="urn:schemas-microsoft-com:office:office" xmlns:r="http://schemas.openxmlformats.org/officeDocument/2006/relationships" xmlns:m="http://schemas.openxmlformats.org/officeDocument/2006/math" xmlns:v="urn:schemas-microsoft-com:vml" xmlns:wp14="http://schemas.microsoft.com/office/word/2010/wordprocessingDrawing" xmlns:wp="http://schemas.openxmlformats.org/drawingml/2006/wordprocessingDrawing" xmlns:w10="urn:schemas-microsoft-com:office:word" xmlns:w="http://schemas.openxmlformats.org/wordprocessingml/2006/main" xmlns:w14="http://schemas.microsoft.com/office/word/2010/wordml" xmlns:w15="http://schemas.microsoft.com/office/word/2012/wordml" xmlns:w16cex="http://schemas.microsoft.com/office/word/2018/wordml/cex" xmlns:w16cid="http://schemas.microsoft.com/office/word/2016/wordml/cid" xmlns:w16="http://schemas.microsoft.com/office/word/2018/wordml" xmlns:w16sdtdh="http://schemas.microsoft.com/office/word/2020/wordml/sdtdatahash" xmlns:w16se="http://schemas.microsoft.com/office/word/2015/wordml/symex" xmlns:wpg="http://schemas.microsoft.com/office/word/2010/wordprocessingGroup" xmlns:wpi="http://schemas.microsoft.com/office/word/2010/wordprocessingInk" xmlns:wne="http://schemas.microsoft.com/office/word/2006/wordml" xmlns:wps="http://schemas.microsoft.com/office/word/2010/wordprocessingShape" mc:Ignorable="w14 w15 w16se w16cid w16 w16cex w16sdtdh wp14">
+<w:hdr xmlns:wpc="http://schemas.microsoft.com/office/word/2010/wordprocessingCanvas" xmlns:cx="http://schemas.microsoft.com/office/drawing/2014/chartex" xmlns:cx1="http://schemas.microsoft.com/office/drawing/2015/9/8/chartex" xmlns:cx2="http://schemas.microsoft.com/office/drawing/2015/10/21/chartex" xmlns:cx3="http://schemas.microsoft.com/office/drawing/2016/5/9/chartex" xmlns:cx4="http://schemas.microsoft.com/office/drawing/2016/5/10/chartex" xmlns:cx5="http://schemas.microsoft.com/office/drawing/2016/5/11/chartex" xmlns:cx6="http://schemas.microsoft.com/office/drawing/2016/5/12/chartex" xmlns:cx7="http://schemas.microsoft.com/office/drawing/2016/5/13/chartex" xmlns:cx8="http://schemas.microsoft.com/office/drawing/2016/5/14/chartex" xmlns:mc="http://schemas.openxmlformats.org/markup-compatibility/2006" xmlns:m="http://schemas.openxmlformats.org/officeDocument/2006/math" xmlns:aink="http://schemas.microsoft.com/office/drawing/2016/ink" xmlns:am3d="http://schemas.microsoft.com/office/drawing/2017/model3d" xmlns:oel="http://schemas.microsoft.com/office/2019/extlst" xmlns:r="http://schemas.openxmlformats.org/officeDocument/2006/relationships" xmlns:wp14="http://schemas.microsoft.com/office/word/2010/wordprocessingDrawing" xmlns:wp="http://schemas.openxmlformats.org/drawingml/2006/wordprocessingDrawing" xmlns:wpg="http://schemas.microsoft.com/office/word/2010/wordprocessingGroup" xmlns:wpi="http://schemas.microsoft.com/office/word/2010/wordprocessingInk" xmlns:wps="http://schemas.microsoft.com/office/word/2010/wordprocessingShape" xmlns:o="urn:schemas-microsoft-com:office:office" xmlns:v="urn:schemas-microsoft-com:vml" xmlns:w10="urn:schemas-microsoft-com:office:word" xmlns:w="http://schemas.openxmlformats.org/wordprocessingml/2006/main" xmlns:w14="http://schemas.microsoft.com/office/word/2010/wordml" xmlns:w15="http://schemas.microsoft.com/office/word/2012/wordml" xmlns:w16cex="http://schemas.microsoft.com/office/word/2018/wordml/cex" xmlns:w16cid="http://schemas.microsoft.com/office/word/2016/wordml/cid" xmlns:w16="http://schemas.microsoft.com/office/word/2018/wordml" xmlns:w16sdtdh="http://schemas.microsoft.com/office/word/2020/wordml/sdtdatahash" xmlns:w16sdtfl="http://schemas.microsoft.com/office/word/2024/wordml/sdtformatlock" xmlns:w16se="http://schemas.microsoft.com/office/word/2015/wordml/symex" xmlns:w16du="http://schemas.microsoft.com/office/word/2023/wordml/word16du" xmlns:wne="http://schemas.microsoft.com/office/word/2006/wordml" mc:Ignorable="w14 w15 w16se w16cid w16 w16cex w16sdtdh w16sdtfl w16du wp14">
   <w:p>
     <w:pPr>
       <w:pStyle w:val="Encabezado"/>
@@ -12434,7 +12329,7 @@
 </file>
 
 <file path=word/numbering.xml><?xml version="1.0" encoding="utf-8"?>
-<w:numbering xmlns:wpc="http://schemas.microsoft.com/office/word/2010/wordprocessingCanvas" xmlns:cx="http://schemas.microsoft.com/office/drawing/2014/chartex" xmlns:cx1="http://schemas.microsoft.com/office/drawing/2015/9/8/chartex" xmlns:cx2="http://schemas.microsoft.com/office/drawing/2015/10/21/chartex" xmlns:cx3="http://schemas.microsoft.com/office/drawing/2016/5/9/chartex" xmlns:cx4="http://schemas.microsoft.com/office/drawing/2016/5/10/chartex" xmlns:cx5="http://schemas.microsoft.com/office/drawing/2016/5/11/chartex" xmlns:cx6="http://schemas.microsoft.com/office/drawing/2016/5/12/chartex" xmlns:cx7="http://schemas.microsoft.com/office/drawing/2016/5/13/chartex" xmlns:cx8="http://schemas.microsoft.com/office/drawing/2016/5/14/chartex" xmlns:mc="http://schemas.openxmlformats.org/markup-compatibility/2006" xmlns:aink="http://schemas.microsoft.com/office/drawing/2016/ink" xmlns:am3d="http://schemas.microsoft.com/office/drawing/2017/model3d" xmlns:o="urn:schemas-microsoft-com:office:office" xmlns:r="http://schemas.openxmlformats.org/officeDocument/2006/relationships" xmlns:m="http://schemas.openxmlformats.org/officeDocument/2006/math" xmlns:v="urn:schemas-microsoft-com:vml" xmlns:wp14="http://schemas.microsoft.com/office/word/2010/wordprocessingDrawing" xmlns:wp="http://schemas.openxmlformats.org/drawingml/2006/wordprocessingDrawing" xmlns:w10="urn:schemas-microsoft-com:office:word" xmlns:w="http://schemas.openxmlformats.org/wordprocessingml/2006/main" xmlns:w14="http://schemas.microsoft.com/office/word/2010/wordml" xmlns:w15="http://schemas.microsoft.com/office/word/2012/wordml" xmlns:w16cex="http://schemas.microsoft.com/office/word/2018/wordml/cex" xmlns:w16cid="http://schemas.microsoft.com/office/word/2016/wordml/cid" xmlns:w16="http://schemas.microsoft.com/office/word/2018/wordml" xmlns:w16sdtdh="http://schemas.microsoft.com/office/word/2020/wordml/sdtdatahash" xmlns:w16se="http://schemas.microsoft.com/office/word/2015/wordml/symex" xmlns:wpg="http://schemas.microsoft.com/office/word/2010/wordprocessingGroup" xmlns:wpi="http://schemas.microsoft.com/office/word/2010/wordprocessingInk" xmlns:wne="http://schemas.microsoft.com/office/word/2006/wordml" xmlns:wps="http://schemas.microsoft.com/office/word/2010/wordprocessingShape" mc:Ignorable="w14 w15 w16se w16cid w16 w16cex w16sdtdh wp14">
+<w:numbering xmlns:wpc="http://schemas.microsoft.com/office/word/2010/wordprocessingCanvas" xmlns:cx="http://schemas.microsoft.com/office/drawing/2014/chartex" xmlns:cx1="http://schemas.microsoft.com/office/drawing/2015/9/8/chartex" xmlns:cx2="http://schemas.microsoft.com/office/drawing/2015/10/21/chartex" xmlns:cx3="http://schemas.microsoft.com/office/drawing/2016/5/9/chartex" xmlns:cx4="http://schemas.microsoft.com/office/drawing/2016/5/10/chartex" xmlns:cx5="http://schemas.microsoft.com/office/drawing/2016/5/11/chartex" xmlns:cx6="http://schemas.microsoft.com/office/drawing/2016/5/12/chartex" xmlns:cx7="http://schemas.microsoft.com/office/drawing/2016/5/13/chartex" xmlns:cx8="http://schemas.microsoft.com/office/drawing/2016/5/14/chartex" xmlns:mc="http://schemas.openxmlformats.org/markup-compatibility/2006" xmlns:m="http://schemas.openxmlformats.org/officeDocument/2006/math" xmlns:aink="http://schemas.microsoft.com/office/drawing/2016/ink" xmlns:am3d="http://schemas.microsoft.com/office/drawing/2017/model3d" xmlns:oel="http://schemas.microsoft.com/office/2019/extlst" xmlns:r="http://schemas.openxmlformats.org/officeDocument/2006/relationships" xmlns:wp14="http://schemas.microsoft.com/office/word/2010/wordprocessingDrawing" xmlns:wp="http://schemas.openxmlformats.org/drawingml/2006/wordprocessingDrawing" xmlns:wpg="http://schemas.microsoft.com/office/word/2010/wordprocessingGroup" xmlns:wpi="http://schemas.microsoft.com/office/word/2010/wordprocessingInk" xmlns:wps="http://schemas.microsoft.com/office/word/2010/wordprocessingShape" xmlns:o="urn:schemas-microsoft-com:office:office" xmlns:v="urn:schemas-microsoft-com:vml" xmlns:w10="urn:schemas-microsoft-com:office:word" xmlns:w="http://schemas.openxmlformats.org/wordprocessingml/2006/main" xmlns:w14="http://schemas.microsoft.com/office/word/2010/wordml" xmlns:w15="http://schemas.microsoft.com/office/word/2012/wordml" xmlns:w16cex="http://schemas.microsoft.com/office/word/2018/wordml/cex" xmlns:w16cid="http://schemas.microsoft.com/office/word/2016/wordml/cid" xmlns:w16="http://schemas.microsoft.com/office/word/2018/wordml" xmlns:w16sdtdh="http://schemas.microsoft.com/office/word/2020/wordml/sdtdatahash" xmlns:w16sdtfl="http://schemas.microsoft.com/office/word/2024/wordml/sdtformatlock" xmlns:w16se="http://schemas.microsoft.com/office/word/2015/wordml/symex" xmlns:w16du="http://schemas.microsoft.com/office/word/2023/wordml/word16du" xmlns:wne="http://schemas.microsoft.com/office/word/2006/wordml" mc:Ignorable="w14 w15 w16se w16cid w16 w16cex w16sdtdh w16sdtfl w16du wp14">
   <w:abstractNum w:abstractNumId="0" w15:restartNumberingAfterBreak="0">
     <w:nsid w:val="FFFFFF89"/>
     <w:multiLevelType w:val="singleLevel"/>
@@ -16310,112 +16205,112 @@
       </w:rPr>
     </w:lvl>
   </w:abstractNum>
-  <w:num w:numId="1">
+  <w:num w:numId="1" w16cid:durableId="853375143">
     <w:abstractNumId w:val="0"/>
   </w:num>
-  <w:num w:numId="2">
+  <w:num w:numId="2" w16cid:durableId="1205558167">
     <w:abstractNumId w:val="9"/>
   </w:num>
-  <w:num w:numId="3">
+  <w:num w:numId="3" w16cid:durableId="218245826">
     <w:abstractNumId w:val="24"/>
   </w:num>
-  <w:num w:numId="4">
+  <w:num w:numId="4" w16cid:durableId="1197541516">
     <w:abstractNumId w:val="14"/>
   </w:num>
-  <w:num w:numId="5">
+  <w:num w:numId="5" w16cid:durableId="1532911547">
     <w:abstractNumId w:val="17"/>
   </w:num>
-  <w:num w:numId="6">
+  <w:num w:numId="6" w16cid:durableId="141892348">
     <w:abstractNumId w:val="1"/>
   </w:num>
-  <w:num w:numId="7">
+  <w:num w:numId="7" w16cid:durableId="2095398837">
     <w:abstractNumId w:val="4"/>
   </w:num>
-  <w:num w:numId="8">
+  <w:num w:numId="8" w16cid:durableId="19938060">
     <w:abstractNumId w:val="26"/>
   </w:num>
-  <w:num w:numId="9">
+  <w:num w:numId="9" w16cid:durableId="749278661">
     <w:abstractNumId w:val="13"/>
   </w:num>
-  <w:num w:numId="10">
+  <w:num w:numId="10" w16cid:durableId="1926186662">
     <w:abstractNumId w:val="20"/>
   </w:num>
-  <w:num w:numId="11">
+  <w:num w:numId="11" w16cid:durableId="1270435387">
     <w:abstractNumId w:val="12"/>
   </w:num>
-  <w:num w:numId="12">
+  <w:num w:numId="12" w16cid:durableId="971641386">
     <w:abstractNumId w:val="7"/>
   </w:num>
-  <w:num w:numId="13">
+  <w:num w:numId="13" w16cid:durableId="2060124393">
     <w:abstractNumId w:val="19"/>
   </w:num>
-  <w:num w:numId="14">
+  <w:num w:numId="14" w16cid:durableId="1569801663">
     <w:abstractNumId w:val="35"/>
   </w:num>
-  <w:num w:numId="15">
+  <w:num w:numId="15" w16cid:durableId="769817816">
     <w:abstractNumId w:val="32"/>
   </w:num>
-  <w:num w:numId="16">
+  <w:num w:numId="16" w16cid:durableId="1471557742">
     <w:abstractNumId w:val="29"/>
   </w:num>
-  <w:num w:numId="17">
+  <w:num w:numId="17" w16cid:durableId="2124180909">
     <w:abstractNumId w:val="34"/>
   </w:num>
-  <w:num w:numId="18">
+  <w:num w:numId="18" w16cid:durableId="7602304">
     <w:abstractNumId w:val="5"/>
   </w:num>
-  <w:num w:numId="19">
+  <w:num w:numId="19" w16cid:durableId="1339775496">
     <w:abstractNumId w:val="22"/>
   </w:num>
-  <w:num w:numId="20">
+  <w:num w:numId="20" w16cid:durableId="2042365146">
     <w:abstractNumId w:val="21"/>
   </w:num>
-  <w:num w:numId="21">
+  <w:num w:numId="21" w16cid:durableId="1033920218">
     <w:abstractNumId w:val="18"/>
   </w:num>
-  <w:num w:numId="22">
+  <w:num w:numId="22" w16cid:durableId="1714190021">
     <w:abstractNumId w:val="23"/>
   </w:num>
-  <w:num w:numId="23">
+  <w:num w:numId="23" w16cid:durableId="704401623">
     <w:abstractNumId w:val="6"/>
   </w:num>
-  <w:num w:numId="24">
+  <w:num w:numId="24" w16cid:durableId="356933475">
     <w:abstractNumId w:val="27"/>
   </w:num>
-  <w:num w:numId="25">
+  <w:num w:numId="25" w16cid:durableId="248656892">
     <w:abstractNumId w:val="30"/>
   </w:num>
-  <w:num w:numId="26">
+  <w:num w:numId="26" w16cid:durableId="1025407493">
     <w:abstractNumId w:val="8"/>
   </w:num>
-  <w:num w:numId="27">
+  <w:num w:numId="27" w16cid:durableId="1255164038">
     <w:abstractNumId w:val="3"/>
   </w:num>
-  <w:num w:numId="28">
+  <w:num w:numId="28" w16cid:durableId="576478192">
     <w:abstractNumId w:val="28"/>
   </w:num>
-  <w:num w:numId="29">
+  <w:num w:numId="29" w16cid:durableId="634261075">
     <w:abstractNumId w:val="15"/>
   </w:num>
-  <w:num w:numId="30">
+  <w:num w:numId="30" w16cid:durableId="2063558740">
     <w:abstractNumId w:val="2"/>
   </w:num>
-  <w:num w:numId="31">
+  <w:num w:numId="31" w16cid:durableId="1102988555">
     <w:abstractNumId w:val="31"/>
   </w:num>
-  <w:num w:numId="32">
+  <w:num w:numId="32" w16cid:durableId="1551377404">
     <w:abstractNumId w:val="11"/>
   </w:num>
-  <w:num w:numId="33">
+  <w:num w:numId="33" w16cid:durableId="1575160904">
     <w:abstractNumId w:val="10"/>
   </w:num>
-  <w:num w:numId="34">
+  <w:num w:numId="34" w16cid:durableId="916943819">
     <w:abstractNumId w:val="33"/>
   </w:num>
-  <w:num w:numId="35">
+  <w:num w:numId="35" w16cid:durableId="348331832">
     <w:abstractNumId w:val="25"/>
   </w:num>
-  <w:num w:numId="36">
+  <w:num w:numId="36" w16cid:durableId="1572890019">
     <w:abstractNumId w:val="16"/>
   </w:num>
   <w:numIdMacAtCleanup w:val="21"/>
@@ -16423,7 +16318,7 @@
 </file>
 
 <file path=word/styles.xml><?xml version="1.0" encoding="utf-8"?>
-<w:styles xmlns:mc="http://schemas.openxmlformats.org/markup-compatibility/2006" xmlns:r="http://schemas.openxmlformats.org/officeDocument/2006/relationships" xmlns:w="http://schemas.openxmlformats.org/wordprocessingml/2006/main" xmlns:w14="http://schemas.microsoft.com/office/word/2010/wordml" xmlns:w15="http://schemas.microsoft.com/office/word/2012/wordml" xmlns:w16cex="http://schemas.microsoft.com/office/word/2018/wordml/cex" xmlns:w16cid="http://schemas.microsoft.com/office/word/2016/wordml/cid" xmlns:w16="http://schemas.microsoft.com/office/word/2018/wordml" xmlns:w16sdtdh="http://schemas.microsoft.com/office/word/2020/wordml/sdtdatahash" xmlns:w16se="http://schemas.microsoft.com/office/word/2015/wordml/symex" mc:Ignorable="w14 w15 w16se w16cid w16 w16cex w16sdtdh">
+<w:styles xmlns:mc="http://schemas.openxmlformats.org/markup-compatibility/2006" xmlns:r="http://schemas.openxmlformats.org/officeDocument/2006/relationships" xmlns:w="http://schemas.openxmlformats.org/wordprocessingml/2006/main" xmlns:w14="http://schemas.microsoft.com/office/word/2010/wordml" xmlns:w15="http://schemas.microsoft.com/office/word/2012/wordml" xmlns:w16cex="http://schemas.microsoft.com/office/word/2018/wordml/cex" xmlns:w16cid="http://schemas.microsoft.com/office/word/2016/wordml/cid" xmlns:w16="http://schemas.microsoft.com/office/word/2018/wordml" xmlns:w16sdtdh="http://schemas.microsoft.com/office/word/2020/wordml/sdtdatahash" xmlns:w16sdtfl="http://schemas.microsoft.com/office/word/2024/wordml/sdtformatlock" xmlns:w16se="http://schemas.microsoft.com/office/word/2015/wordml/symex" xmlns:w16du="http://schemas.microsoft.com/office/word/2023/wordml/word16du" mc:Ignorable="w14 w15 w16se w16cid w16 w16cex w16sdtdh w16sdtfl w16du">
   <w:docDefaults>
     <w:rPrDefault>
       <w:rPr>
@@ -17771,7 +17666,7 @@
       </w:rPr>
     </w:tblStylePr>
   </w:style>
-  <w:style w:type="character" w:styleId="Textoennegrita">
+  <w:style w:type="character" w:styleId="Fuerte">
     <w:name w:val="Strong"/>
     <w:basedOn w:val="Fuentedeprrafopredeter"/>
     <w:uiPriority w:val="22"/>
@@ -18164,30 +18059,6 @@
 </file>
 
 <file path=customXml/item1.xml><?xml version="1.0" encoding="utf-8"?>
-<b:Sources xmlns:b="http://schemas.openxmlformats.org/officeDocument/2006/bibliography" xmlns="http://schemas.openxmlformats.org/officeDocument/2006/bibliography" SelectedStyle="\APASixthEditionOfficeOnline.xsl" StyleName="APA" Version="6"/>
-</file>
-
-<file path=customXml/item2.xml><?xml version="1.0" encoding="utf-8"?>
-<?mso-contentType ?>
-<FormTemplates xmlns="http://schemas.microsoft.com/sharepoint/v3/contenttype/forms">
-  <Display>DocumentLibraryForm</Display>
-  <Edit>DocumentLibraryForm</Edit>
-  <New>DocumentLibraryForm</New>
-</FormTemplates>
-</file>
-
-<file path=customXml/item3.xml><?xml version="1.0" encoding="utf-8"?>
-<p:properties xmlns:p="http://schemas.microsoft.com/office/2006/metadata/properties" xmlns:xsi="http://www.w3.org/2001/XMLSchema-instance" xmlns:pc="http://schemas.microsoft.com/office/infopath/2007/PartnerControls">
-  <documentManagement>
-    <TaxCatchAll xmlns="13c90a0b-73bc-4dc0-be5f-28d77b615beb" xsi:nil="true"/>
-    <lcf76f155ced4ddcb4097134ff3c332f xmlns="13c93bba-48ce-428c-bfe5-88b42c19b028">
-      <Terms xmlns="http://schemas.microsoft.com/office/infopath/2007/PartnerControls"/>
-    </lcf76f155ced4ddcb4097134ff3c332f>
-  </documentManagement>
-</p:properties>
-</file>
-
-<file path=customXml/item4.xml><?xml version="1.0" encoding="utf-8"?>
 <ct:contentTypeSchema xmlns:ct="http://schemas.microsoft.com/office/2006/metadata/contentType" xmlns:ma="http://schemas.microsoft.com/office/2006/metadata/properties/metaAttributes" ct:_="" ma:_="" ma:contentTypeName="Documento" ma:contentTypeID="0x0101006A81D6BD42E8DF4C91013959704817E1" ma:contentTypeVersion="15" ma:contentTypeDescription="Crear nuevo documento." ma:contentTypeScope="" ma:versionID="bf4f72ffd194f0963ff564daca6869f7">
   <xsd:schema xmlns:xsd="http://www.w3.org/2001/XMLSchema" xmlns:xs="http://www.w3.org/2001/XMLSchema" xmlns:p="http://schemas.microsoft.com/office/2006/metadata/properties" xmlns:ns2="13c90a0b-73bc-4dc0-be5f-28d77b615beb" xmlns:ns3="13c93bba-48ce-428c-bfe5-88b42c19b028" targetNamespace="http://schemas.microsoft.com/office/2006/metadata/properties" ma:root="true" ma:fieldsID="8718d6f4873a5b1392a45044efa78385" ns2:_="" ns3:_="">
     <xsd:import namespace="13c90a0b-73bc-4dc0-be5f-28d77b615beb"/>
@@ -18422,34 +18293,31 @@
 </ct:contentTypeSchema>
 </file>
 
-<file path=customXml/itemProps1.xml><?xml version="1.0" encoding="utf-8"?>
-<ds:datastoreItem xmlns:ds="http://schemas.openxmlformats.org/officeDocument/2006/customXml" ds:itemID="{EAE431FD-7059-4C09-804B-C9D69EB7B213}">
-  <ds:schemaRefs>
-    <ds:schemaRef ds:uri="http://schemas.openxmlformats.org/officeDocument/2006/bibliography"/>
-  </ds:schemaRefs>
-</ds:datastoreItem>
+<file path=customXml/item2.xml><?xml version="1.0" encoding="utf-8"?>
+<p:properties xmlns:p="http://schemas.microsoft.com/office/2006/metadata/properties" xmlns:xsi="http://www.w3.org/2001/XMLSchema-instance" xmlns:pc="http://schemas.microsoft.com/office/infopath/2007/PartnerControls">
+  <documentManagement>
+    <TaxCatchAll xmlns="13c90a0b-73bc-4dc0-be5f-28d77b615beb" xsi:nil="true"/>
+    <lcf76f155ced4ddcb4097134ff3c332f xmlns="13c93bba-48ce-428c-bfe5-88b42c19b028">
+      <Terms xmlns="http://schemas.microsoft.com/office/infopath/2007/PartnerControls"/>
+    </lcf76f155ced4ddcb4097134ff3c332f>
+  </documentManagement>
+</p:properties>
 </file>
 
-<file path=customXml/itemProps2.xml><?xml version="1.0" encoding="utf-8"?>
-<ds:datastoreItem xmlns:ds="http://schemas.openxmlformats.org/officeDocument/2006/customXml" ds:itemID="{10663269-2064-4804-8290-36D4A57F5557}">
-  <ds:schemaRefs>
-    <ds:schemaRef ds:uri="http://schemas.microsoft.com/sharepoint/v3/contenttype/forms"/>
-  </ds:schemaRefs>
-</ds:datastoreItem>
+<file path=customXml/item3.xml><?xml version="1.0" encoding="utf-8"?>
+<?mso-contentType ?>
+<FormTemplates xmlns="http://schemas.microsoft.com/sharepoint/v3/contenttype/forms">
+  <Display>DocumentLibraryForm</Display>
+  <Edit>DocumentLibraryForm</Edit>
+  <New>DocumentLibraryForm</New>
+</FormTemplates>
 </file>
 
-<file path=customXml/itemProps3.xml><?xml version="1.0" encoding="utf-8"?>
-<ds:datastoreItem xmlns:ds="http://schemas.openxmlformats.org/officeDocument/2006/customXml" ds:itemID="{1279454D-02BE-4A9C-A117-DCD1573E2608}">
-  <ds:schemaRefs>
-    <ds:schemaRef ds:uri="http://schemas.microsoft.com/office/2006/metadata/properties"/>
-    <ds:schemaRef ds:uri="http://schemas.microsoft.com/office/infopath/2007/PartnerControls"/>
-    <ds:schemaRef ds:uri="13c90a0b-73bc-4dc0-be5f-28d77b615beb"/>
-    <ds:schemaRef ds:uri="13c93bba-48ce-428c-bfe5-88b42c19b028"/>
-  </ds:schemaRefs>
-</ds:datastoreItem>
+<file path=customXml/item4.xml><?xml version="1.0" encoding="utf-8"?>
+<b:Sources xmlns:b="http://schemas.openxmlformats.org/officeDocument/2006/bibliography" xmlns="http://schemas.openxmlformats.org/officeDocument/2006/bibliography" SelectedStyle="\APASixthEditionOfficeOnline.xsl" StyleName="APA" Version="6"/>
 </file>
 
-<file path=customXml/itemProps4.xml><?xml version="1.0" encoding="utf-8"?>
+<file path=customXml/itemProps1.xml><?xml version="1.0" encoding="utf-8"?>
 <ds:datastoreItem xmlns:ds="http://schemas.openxmlformats.org/officeDocument/2006/customXml" ds:itemID="{9C14B031-69D2-4815-A77A-60B4EECF27A0}">
   <ds:schemaRefs>
     <ds:schemaRef ds:uri="http://schemas.microsoft.com/office/2006/metadata/contentType"/>
@@ -18466,4 +18334,31 @@
     <ds:schemaRef ds:uri="http://schemas.microsoft.com/internal/obd"/>
   </ds:schemaRefs>
 </ds:datastoreItem>
+</file>
+
+<file path=customXml/itemProps2.xml><?xml version="1.0" encoding="utf-8"?>
+<ds:datastoreItem xmlns:ds="http://schemas.openxmlformats.org/officeDocument/2006/customXml" ds:itemID="{1279454D-02BE-4A9C-A117-DCD1573E2608}">
+  <ds:schemaRefs>
+    <ds:schemaRef ds:uri="http://schemas.microsoft.com/office/2006/metadata/properties"/>
+    <ds:schemaRef ds:uri="http://schemas.microsoft.com/office/infopath/2007/PartnerControls"/>
+    <ds:schemaRef ds:uri="13c90a0b-73bc-4dc0-be5f-28d77b615beb"/>
+    <ds:schemaRef ds:uri="13c93bba-48ce-428c-bfe5-88b42c19b028"/>
+  </ds:schemaRefs>
+</ds:datastoreItem>
+</file>
+
+<file path=customXml/itemProps3.xml><?xml version="1.0" encoding="utf-8"?>
+<ds:datastoreItem xmlns:ds="http://schemas.openxmlformats.org/officeDocument/2006/customXml" ds:itemID="{10663269-2064-4804-8290-36D4A57F5557}">
+  <ds:schemaRefs>
+    <ds:schemaRef ds:uri="http://schemas.microsoft.com/sharepoint/v3/contenttype/forms"/>
+  </ds:schemaRefs>
+</ds:datastoreItem>
+</file>
+
+<file path=customXml/itemProps4.xml><?xml version="1.0" encoding="utf-8"?>
+<ds:datastoreItem xmlns:ds="http://schemas.openxmlformats.org/officeDocument/2006/customXml" ds:itemID="{EAE431FD-7059-4C09-804B-C9D69EB7B213}">
+  <ds:schemaRefs>
+    <ds:schemaRef ds:uri="http://schemas.openxmlformats.org/officeDocument/2006/bibliography"/>
+  </ds:schemaRefs>
+</ds:datastoreItem>
 </file>